--- a/_implementation-notes/evening-series/FotH Evening Session 13 Leader Notes DRAFT v1.docx
+++ b/_implementation-notes/evening-series/FotH Evening Session 13 Leader Notes DRAFT v1.docx
@@ -704,7 +704,7 @@
         <w:t>BEATS:</w:t>
       </w:r>
       <w:r>
-        <w:t xml:space="preserve"> 1. Ask no one to repeat their downhill answer — what was named in the pair stays there. 2. One sentence per leadsanion: a general observation, no names. 3. One brief observation from you across the room. 4. Land it: today's answer is a working draft — closer to true than the resume version, and it will deepen.</w:t>
+        <w:t xml:space="preserve"> 1. Ask no one to repeat their downhill answer — what was named in the pair stays there. 2. One sentence per Lead Companion: a general observation, no names. 3. One brief observation from you across the room. 4. Land it: today's answer is a working draft — closer to true than the resume version, and it will deepen.</w:t>
       </w:r>
     </w:p>
     <w:p>

--- a/_implementation-notes/evening-series/FotH Evening Session 13 Leader Notes DRAFT v1.docx
+++ b/_implementation-notes/evening-series/FotH Evening Session 13 Leader Notes DRAFT v1.docx
@@ -689,7 +689,7 @@
           <w:color w:val="6B8E3F"/>
           <w:sz w:val="18"/>
         </w:rPr>
-        <w:t>S13 · 8:18–8:20 · LEAD: CONTENT PRESENTER CIRCLE</w:t>
+        <w:t>S13 · 8:18–8:20 · LEAD: CONTAINER HOLDER CIRCLE</w:t>
       </w:r>
     </w:p>
     <w:p>

--- a/_implementation-notes/evening-series/FotH Evening Session 13 Leader Notes DRAFT v1.docx
+++ b/_implementation-notes/evening-series/FotH Evening Session 13 Leader Notes DRAFT v1.docx
@@ -4,7 +4,7 @@
   <w:body>
     <w:p>
       <w:pPr>
-        <w:spacing w:after="40"/>
+        <w:spacing w:before="0" w:after="40"/>
       </w:pPr>
       <w:r>
         <w:rPr>
@@ -18,22 +18,92 @@
     </w:p>
     <w:p>
       <w:pPr>
-        <w:spacing w:after="160"/>
+        <w:spacing w:before="0" w:after="80"/>
       </w:pPr>
       <w:r>
         <w:rPr>
-          <w:i/>
           <w:color w:val="595959"/>
           <w:sz w:val="18"/>
         </w:rPr>
-        <w:t>FotH Evening · the speaker notes, in hand — so the leading pair reads the room, not the screen. Same content as the deck notes; the slides carry the room, these notes carry you. Practice the session together beforehand.</w:t>
+        <w:t>FotH Evening · the speaker notes, in hand — so the leading pair reads the room, not the screen. The big number on each block is the number in the corner of the screen; the colour is whose block it is. Built from the deck's own notes, so the two always agree.</w:t>
+      </w:r>
+    </w:p>
+    <w:p>
+      <w:pPr>
+        <w:spacing w:before="0" w:after="200"/>
+      </w:pPr>
+      <w:r>
+        <w:rPr>
+          <w:b/>
+          <w:color w:val="1F4E79"/>
+          <w:sz w:val="18"/>
+          <w:shd w:val="clear" w:color="auto" w:fill="DEEAF6"/>
+        </w:rPr>
+        <w:t xml:space="preserve"> ▌ CONTAINER HOLDER </w:t>
+      </w:r>
+      <w:r>
+        <w:rPr>
+          <w:sz w:val="18"/>
+        </w:rPr>
+        <w:t xml:space="preserve">   </w:t>
+      </w:r>
+      <w:r>
+        <w:rPr>
+          <w:b/>
+          <w:color w:val="B45309"/>
+          <w:sz w:val="18"/>
+          <w:shd w:val="clear" w:color="auto" w:fill="FCE9D6"/>
+        </w:rPr>
+        <w:t xml:space="preserve"> ‖ CONTENT PRESENTER </w:t>
+      </w:r>
+      <w:r>
+        <w:rPr>
+          <w:sz w:val="18"/>
+        </w:rPr>
+        <w:t xml:space="preserve">   </w:t>
+      </w:r>
+      <w:r>
+        <w:rPr>
+          <w:b/>
+          <w:color w:val="6B3FA0"/>
+          <w:sz w:val="18"/>
+          <w:shd w:val="clear" w:color="auto" w:fill="ECE3F5"/>
+        </w:rPr>
+        <w:t xml:space="preserve"> ▐ BOTH LEADERS </w:t>
+      </w:r>
+      <w:r>
+        <w:rPr>
+          <w:sz w:val="18"/>
+        </w:rPr>
+        <w:t xml:space="preserve">   </w:t>
+      </w:r>
+      <w:r>
+        <w:rPr>
+          <w:i/>
+          <w:color w:val="7F7F7F"/>
+          <w:sz w:val="16"/>
+        </w:rPr>
+        <w:t>Bar styles differ too, so the roles still read in black and white.</w:t>
       </w:r>
     </w:p>
     <w:p>
       <w:pPr>
         <w:keepNext/>
-        <w:spacing w:before="160" w:after="20"/>
+        <w:pBdr>
+          <w:left w:val="dotted" w:sz="24" w:space="8" w:color="8C8C8C"/>
+        </w:pBdr>
+        <w:shd w:val="clear" w:color="auto" w:fill="F0F0F0"/>
+        <w:spacing w:before="160" w:after="40"/>
       </w:pPr>
+      <w:r>
+        <w:rPr>
+          <w:rFonts w:ascii="Cambria" w:hAnsi="Cambria"/>
+          <w:b/>
+          <w:color w:val="8C8C8C"/>
+          <w:sz w:val="24"/>
+        </w:rPr>
+        <w:t>Title</w:t>
+      </w:r>
       <w:r>
         <w:rPr>
           <w:rFonts w:ascii="Cambria" w:hAnsi="Cambria"/>
@@ -41,13 +111,32 @@
           <w:color w:val="2C5F2D"/>
           <w:sz w:val="24"/>
         </w:rPr>
-        <w:t>Slide 1 — Fellowship of the Heart</w:t>
+        <w:t xml:space="preserve">   Fellowship of the Heart</w:t>
+      </w:r>
+      <w:r>
+        <w:rPr>
+          <w:b/>
+          <w:color w:val="8C8C8C"/>
+          <w:sz w:val="17"/>
+        </w:rPr>
+        <w:t xml:space="preserve">    ON SCREEN</w:t>
+      </w:r>
+      <w:r>
+        <w:rPr>
+          <w:b w:val="0"/>
+          <w:color w:val="7F7F7F"/>
+          <w:sz w:val="16"/>
+        </w:rPr>
+        <w:t xml:space="preserve">   · slide 1 of 16</w:t>
       </w:r>
     </w:p>
     <w:p>
       <w:pPr>
         <w:keepNext/>
-        <w:spacing w:after="40"/>
+        <w:pBdr>
+          <w:left w:val="dotted" w:sz="24" w:space="8" w:color="8C8C8C"/>
+        </w:pBdr>
+        <w:spacing w:before="0" w:after="60"/>
       </w:pPr>
       <w:r>
         <w:rPr>
@@ -60,7 +149,10 @@
     </w:p>
     <w:p>
       <w:pPr>
-        <w:ind w:left="216"/>
+        <w:pBdr>
+          <w:left w:val="dotted" w:sz="24" w:space="8" w:color="8C8C8C"/>
+        </w:pBdr>
+        <w:spacing w:before="0" w:after="60"/>
       </w:pPr>
       <w:r>
         <w:t>On screen as the room assembles on night one. All Scripture ESV; the plans carry the scripts; these slides carry the room — and these notes carry you.</w:t>
@@ -69,8 +161,21 @@
     <w:p>
       <w:pPr>
         <w:keepNext/>
-        <w:spacing w:before="160" w:after="20"/>
+        <w:pBdr>
+          <w:left w:val="dotted" w:sz="24" w:space="8" w:color="8C8C8C"/>
+        </w:pBdr>
+        <w:shd w:val="clear" w:color="auto" w:fill="F0F0F0"/>
+        <w:spacing w:before="160" w:after="40"/>
       </w:pPr>
+      <w:r>
+        <w:rPr>
+          <w:rFonts w:ascii="Cambria" w:hAnsi="Cambria"/>
+          <w:b/>
+          <w:color w:val="8C8C8C"/>
+          <w:sz w:val="30"/>
+        </w:rPr>
+        <w:t>189</w:t>
+      </w:r>
       <w:r>
         <w:rPr>
           <w:rFonts w:ascii="Cambria" w:hAnsi="Cambria"/>
@@ -78,13 +183,32 @@
           <w:color w:val="2C5F2D"/>
           <w:sz w:val="24"/>
         </w:rPr>
-        <w:t>Slide 2 — SESSION 13</w:t>
+        <w:t xml:space="preserve">   SESSION 13</w:t>
+      </w:r>
+      <w:r>
+        <w:rPr>
+          <w:b/>
+          <w:color w:val="8C8C8C"/>
+          <w:sz w:val="17"/>
+        </w:rPr>
+        <w:t xml:space="preserve">    ON SCREEN</w:t>
+      </w:r>
+      <w:r>
+        <w:rPr>
+          <w:b w:val="0"/>
+          <w:color w:val="7F7F7F"/>
+          <w:sz w:val="16"/>
+        </w:rPr>
+        <w:t xml:space="preserve">   · slide 2 of 16</w:t>
       </w:r>
     </w:p>
     <w:p>
       <w:pPr>
         <w:keepNext/>
-        <w:spacing w:after="40"/>
+        <w:pBdr>
+          <w:left w:val="dotted" w:sz="24" w:space="8" w:color="8C8C8C"/>
+        </w:pBdr>
+        <w:spacing w:before="0" w:after="60"/>
       </w:pPr>
       <w:r>
         <w:rPr>
@@ -97,7 +221,10 @@
     </w:p>
     <w:p>
       <w:pPr>
-        <w:ind w:left="216"/>
+        <w:pBdr>
+          <w:left w:val="dotted" w:sz="24" w:space="8" w:color="8C8C8C"/>
+        </w:pBdr>
+        <w:spacing w:before="0" w:after="60"/>
       </w:pPr>
       <w:r>
         <w:t>On screen through dinner and as the circle forms. Greet at the door — the slide holds the room.</w:t>
@@ -106,8 +233,21 @@
     <w:p>
       <w:pPr>
         <w:keepNext/>
-        <w:spacing w:before="160" w:after="20"/>
+        <w:pBdr>
+          <w:left w:val="single" w:sz="24" w:space="8" w:color="1F4E79"/>
+        </w:pBdr>
+        <w:shd w:val="clear" w:color="auto" w:fill="DEEAF6"/>
+        <w:spacing w:before="160" w:after="40"/>
       </w:pPr>
+      <w:r>
+        <w:rPr>
+          <w:rFonts w:ascii="Cambria" w:hAnsi="Cambria"/>
+          <w:b/>
+          <w:color w:val="1F4E79"/>
+          <w:sz w:val="30"/>
+        </w:rPr>
+        <w:t>190</w:t>
+      </w:r>
       <w:r>
         <w:rPr>
           <w:rFonts w:ascii="Cambria" w:hAnsi="Cambria"/>
@@ -115,13 +255,32 @@
           <w:color w:val="2C5F2D"/>
           <w:sz w:val="24"/>
         </w:rPr>
-        <w:t>Slide 3 — Where We Are — the Four Connects</w:t>
+        <w:t xml:space="preserve">   Where We Are — the Four Connects</w:t>
+      </w:r>
+      <w:r>
+        <w:rPr>
+          <w:b/>
+          <w:color w:val="1F4E79"/>
+          <w:sz w:val="17"/>
+        </w:rPr>
+        <w:t xml:space="preserve">    CONTAINER HOLDER</w:t>
+      </w:r>
+      <w:r>
+        <w:rPr>
+          <w:b w:val="0"/>
+          <w:color w:val="7F7F7F"/>
+          <w:sz w:val="16"/>
+        </w:rPr>
+        <w:t xml:space="preserve">   · slide 3 of 16</w:t>
       </w:r>
     </w:p>
     <w:p>
       <w:pPr>
         <w:keepNext/>
-        <w:spacing w:after="40"/>
+        <w:pBdr>
+          <w:left w:val="single" w:sz="24" w:space="8" w:color="1F4E79"/>
+        </w:pBdr>
+        <w:spacing w:before="0" w:after="60"/>
       </w:pPr>
       <w:r>
         <w:rPr>
@@ -129,12 +288,31 @@
           <w:color w:val="6B8E3F"/>
           <w:sz w:val="18"/>
         </w:rPr>
-        <w:t>S13 · WELCOME · LEAD: CONTAINER HOLDER · GROUNDING — every session opens on this map</w:t>
+        <w:t xml:space="preserve">S13 · WELCOME · </w:t>
+      </w:r>
+      <w:r>
+        <w:rPr>
+          <w:b/>
+          <w:color w:val="1F4E79"/>
+          <w:sz w:val="18"/>
+        </w:rPr>
+        <w:t>LEAD: CONTAINER HOLDER</w:t>
+      </w:r>
+      <w:r>
+        <w:rPr>
+          <w:b/>
+          <w:color w:val="6B8E3F"/>
+          <w:sz w:val="18"/>
+        </w:rPr>
+        <w:t xml:space="preserve"> · GROUNDING — every session opens on this map</w:t>
       </w:r>
     </w:p>
     <w:p>
       <w:pPr>
-        <w:ind w:left="216"/>
+        <w:pBdr>
+          <w:left w:val="single" w:sz="24" w:space="8" w:color="1F4E79"/>
+        </w:pBdr>
+        <w:spacing w:before="0" w:after="20"/>
       </w:pPr>
       <w:r>
         <w:rPr>
@@ -146,7 +324,10 @@
     </w:p>
     <w:p>
       <w:pPr>
-        <w:ind w:left="216"/>
+        <w:pBdr>
+          <w:left w:val="single" w:sz="24" w:space="8" w:color="1F4E79"/>
+        </w:pBdr>
+        <w:spacing w:before="0" w:after="60"/>
       </w:pPr>
       <w:r>
         <w:t>1. Locate tonight on the map, plainly: Session 13 stands in the fourth box — Connect with Mission: the works He prepared (Eph. 2:10). Each connection makes the next one real (Matt. 22:37–40).</w:t>
@@ -154,7 +335,10 @@
     </w:p>
     <w:p>
       <w:pPr>
-        <w:ind w:left="216"/>
+        <w:pBdr>
+          <w:left w:val="single" w:sz="24" w:space="8" w:color="1F4E79"/>
+        </w:pBdr>
+        <w:spacing w:before="0" w:after="60"/>
       </w:pPr>
       <w:r>
         <w:t>2. The four boxes are one journey — each connection makes the next one real — rooted in the two great commandments: love God, love neighbor (Matt 22:37–40).</w:t>
@@ -162,7 +346,10 @@
     </w:p>
     <w:p>
       <w:pPr>
-        <w:ind w:left="216"/>
+        <w:pBdr>
+          <w:left w:val="single" w:sz="24" w:space="8" w:color="1F4E79"/>
+        </w:pBdr>
+        <w:spacing w:before="0" w:after="60"/>
       </w:pPr>
       <w:r>
         <w:t>3. This is also the 'where we are on the map' minute the welcome owes any newcomer.</w:t>
@@ -170,24 +357,40 @@
     </w:p>
     <w:p>
       <w:pPr>
-        <w:ind w:left="216"/>
+        <w:pBdr>
+          <w:left w:val="single" w:sz="24" w:space="8" w:color="1F4E79"/>
+        </w:pBdr>
+        <w:spacing w:before="0" w:after="60"/>
       </w:pPr>
       <w:r>
         <w:rPr>
           <w:b/>
           <w:color w:val="595959"/>
         </w:rPr>
-        <w:t>CUES:</w:t>
+        <w:t xml:space="preserve">CUES: </w:t>
       </w:r>
       <w:r>
-        <w:t xml:space="preserve"> Two minutes at most; then tonight's road.</w:t>
+        <w:t>Two minutes at most; then tonight's road.</w:t>
       </w:r>
     </w:p>
     <w:p>
       <w:pPr>
         <w:keepNext/>
-        <w:spacing w:before="160" w:after="20"/>
+        <w:pBdr>
+          <w:left w:val="single" w:sz="24" w:space="8" w:color="1F4E79"/>
+        </w:pBdr>
+        <w:shd w:val="clear" w:color="auto" w:fill="DEEAF6"/>
+        <w:spacing w:before="160" w:after="40"/>
       </w:pPr>
+      <w:r>
+        <w:rPr>
+          <w:rFonts w:ascii="Cambria" w:hAnsi="Cambria"/>
+          <w:b/>
+          <w:color w:val="1F4E79"/>
+          <w:sz w:val="30"/>
+        </w:rPr>
+        <w:t>191</w:t>
+      </w:r>
       <w:r>
         <w:rPr>
           <w:rFonts w:ascii="Cambria" w:hAnsi="Cambria"/>
@@ -195,13 +398,32 @@
           <w:color w:val="2C5F2D"/>
           <w:sz w:val="24"/>
         </w:rPr>
-        <w:t>Slide 4 — Session 13 — Tonight’s Road</w:t>
+        <w:t xml:space="preserve">   Session 13 — Tonight’s Road</w:t>
+      </w:r>
+      <w:r>
+        <w:rPr>
+          <w:b/>
+          <w:color w:val="1F4E79"/>
+          <w:sz w:val="17"/>
+        </w:rPr>
+        <w:t xml:space="preserve">    CONTAINER HOLDER</w:t>
+      </w:r>
+      <w:r>
+        <w:rPr>
+          <w:b w:val="0"/>
+          <w:color w:val="7F7F7F"/>
+          <w:sz w:val="16"/>
+        </w:rPr>
+        <w:t xml:space="preserve">   · slide 4 of 16</w:t>
       </w:r>
     </w:p>
     <w:p>
       <w:pPr>
         <w:keepNext/>
-        <w:spacing w:after="40"/>
+        <w:pBdr>
+          <w:left w:val="single" w:sz="24" w:space="8" w:color="1F4E79"/>
+        </w:pBdr>
+        <w:spacing w:before="0" w:after="60"/>
       </w:pPr>
       <w:r>
         <w:rPr>
@@ -209,44 +431,78 @@
           <w:color w:val="6B8E3F"/>
           <w:sz w:val="18"/>
         </w:rPr>
-        <w:t>S13 · 7:00–7:08 · LEAD: CONTAINER HOLDER CIRCLE</w:t>
+        <w:t xml:space="preserve">S13 · 7:00–7:08 · </w:t>
+      </w:r>
+      <w:r>
+        <w:rPr>
+          <w:b/>
+          <w:color w:val="1F4E79"/>
+          <w:sz w:val="18"/>
+        </w:rPr>
+        <w:t>LEAD: CONTAINER HOLDER CIRCLE</w:t>
+      </w:r>
+      <w:r>
+        <w:rPr>
+          <w:b/>
+          <w:color w:val="6B8E3F"/>
+          <w:sz w:val="18"/>
+        </w:rPr>
       </w:r>
     </w:p>
     <w:p>
       <w:pPr>
-        <w:ind w:left="216"/>
+        <w:pBdr>
+          <w:left w:val="single" w:sz="24" w:space="8" w:color="1F4E79"/>
+        </w:pBdr>
+        <w:spacing w:before="0" w:after="60"/>
       </w:pPr>
       <w:r>
         <w:rPr>
           <w:b/>
           <w:color w:val="595959"/>
         </w:rPr>
-        <w:t>BEATS:</w:t>
+        <w:t xml:space="preserve">BEATS: </w:t>
       </w:r>
       <w:r>
-        <w:t xml:space="preserve"> 1. Aaronic blessing first. 2. Container reminder: what is said here stays here; nothing is required. 3. Frame the turn: eleven weeks looked inward and upward — today we turn outward to Mission: what was prepared for us to do, and to be. 4. Walk today's road briefly: teaching, two pair exercises, merge, practice, blessing.</w:t>
+        <w:t>1. Aaronic blessing first. 2. Container reminder: what is said here stays here; nothing is required. 3. Frame the turn: eleven weeks looked inward and upward — today we turn outward to Mission: what was prepared for us to do, and to be. 4. Walk today's road briefly: teaching, two pair exercises, merge, practice, blessing.</w:t>
       </w:r>
     </w:p>
     <w:p>
       <w:pPr>
-        <w:ind w:left="216"/>
+        <w:pBdr>
+          <w:left w:val="single" w:sz="24" w:space="8" w:color="1F4E79"/>
+        </w:pBdr>
+        <w:spacing w:before="0" w:after="60"/>
       </w:pPr>
       <w:r>
         <w:rPr>
           <w:b/>
           <w:color w:val="595959"/>
         </w:rPr>
-        <w:t>GUARD:</w:t>
+        <w:t xml:space="preserve">GUARD: </w:t>
       </w:r>
       <w:r>
-        <w:t xml:space="preserve"> Mission is bigger than career — say it early; today is not a what-will-you-do-for-a-living night.</w:t>
+        <w:t>Mission is bigger than career — say it early; today is not a what-will-you-do-for-a-living night.</w:t>
       </w:r>
     </w:p>
     <w:p>
       <w:pPr>
         <w:keepNext/>
-        <w:spacing w:before="160" w:after="20"/>
+        <w:pBdr>
+          <w:left w:val="single" w:sz="24" w:space="8" w:color="1F4E79"/>
+        </w:pBdr>
+        <w:shd w:val="clear" w:color="auto" w:fill="DEEAF6"/>
+        <w:spacing w:before="160" w:after="40"/>
       </w:pPr>
+      <w:r>
+        <w:rPr>
+          <w:rFonts w:ascii="Cambria" w:hAnsi="Cambria"/>
+          <w:b/>
+          <w:color w:val="1F4E79"/>
+          <w:sz w:val="30"/>
+        </w:rPr>
+        <w:t>192</w:t>
+      </w:r>
       <w:r>
         <w:rPr>
           <w:rFonts w:ascii="Cambria" w:hAnsi="Cambria"/>
@@ -254,13 +510,32 @@
           <w:color w:val="2C5F2D"/>
           <w:sz w:val="24"/>
         </w:rPr>
-        <w:t>Slide 5 — Opening Container — the Eight Steps</w:t>
+        <w:t xml:space="preserve">   Opening Container — the Eight Steps</w:t>
+      </w:r>
+      <w:r>
+        <w:rPr>
+          <w:b/>
+          <w:color w:val="1F4E79"/>
+          <w:sz w:val="17"/>
+        </w:rPr>
+        <w:t xml:space="preserve">    CONTAINER HOLDER</w:t>
+      </w:r>
+      <w:r>
+        <w:rPr>
+          <w:b w:val="0"/>
+          <w:color w:val="7F7F7F"/>
+          <w:sz w:val="16"/>
+        </w:rPr>
+        <w:t xml:space="preserve">   · slide 5 of 16</w:t>
       </w:r>
     </w:p>
     <w:p>
       <w:pPr>
         <w:keepNext/>
-        <w:spacing w:after="40"/>
+        <w:pBdr>
+          <w:left w:val="single" w:sz="24" w:space="8" w:color="1F4E79"/>
+        </w:pBdr>
+        <w:spacing w:before="0" w:after="60"/>
       </w:pPr>
       <w:r>
         <w:rPr>
@@ -268,44 +543,78 @@
           <w:color w:val="6B8E3F"/>
           <w:sz w:val="18"/>
         </w:rPr>
-        <w:t>S13 · 7:00–7:08 · LEAD: CONTAINER HOLDER CIRCLE</w:t>
+        <w:t xml:space="preserve">S13 · 7:00–7:08 · </w:t>
+      </w:r>
+      <w:r>
+        <w:rPr>
+          <w:b/>
+          <w:color w:val="1F4E79"/>
+          <w:sz w:val="18"/>
+        </w:rPr>
+        <w:t>LEAD: CONTAINER HOLDER CIRCLE</w:t>
+      </w:r>
+      <w:r>
+        <w:rPr>
+          <w:b/>
+          <w:color w:val="6B8E3F"/>
+          <w:sz w:val="18"/>
+        </w:rPr>
       </w:r>
     </w:p>
     <w:p>
       <w:pPr>
-        <w:ind w:left="216"/>
+        <w:pBdr>
+          <w:left w:val="single" w:sz="24" w:space="8" w:color="1F4E79"/>
+        </w:pBdr>
+        <w:spacing w:before="0" w:after="60"/>
       </w:pPr>
       <w:r>
         <w:rPr>
           <w:b/>
           <w:color w:val="595959"/>
         </w:rPr>
-        <w:t>BEATS:</w:t>
+        <w:t xml:space="preserve">BEATS: </w:t>
       </w:r>
       <w:r>
-        <w:t xml:space="preserve"> 1. Run the familiar open, unhurried: blessing; the four conditions — Safe, Present, Clear, Intentional; phones away. 2. Keep the container reminder brief today: what is said here stays here; nothing is required. 3. Settle the room before moving on — settled beats punctual.</w:t>
+        <w:t>1. Run the familiar open, unhurried: blessing; the four conditions — Safe, Present, Clear, Intentional; phones away. 2. Keep the container reminder brief today: what is said here stays here; nothing is required. 3. Settle the room before moving on — settled beats punctual.</w:t>
       </w:r>
     </w:p>
     <w:p>
       <w:pPr>
-        <w:ind w:left="216"/>
+        <w:pBdr>
+          <w:left w:val="single" w:sz="24" w:space="8" w:color="1F4E79"/>
+        </w:pBdr>
+        <w:spacing w:before="0" w:after="60"/>
       </w:pPr>
       <w:r>
         <w:rPr>
           <w:b/>
           <w:color w:val="595959"/>
         </w:rPr>
-        <w:t>PAIR LEAD:</w:t>
+        <w:t xml:space="preserve">PAIR LEAD: </w:t>
       </w:r>
       <w:r>
-        <w:t xml:space="preserve"> name the leading pair in the welcome — two leaders hold tonight, and the room will see the evening handed back and forth between them; that is the design. The pair practices the session together beforehand.</w:t>
+        <w:t>name the leading pair in the welcome — two leaders hold tonight, and the room will see the evening handed back and forth between them; that is the design. The pair practices the session together beforehand.</w:t>
       </w:r>
     </w:p>
     <w:p>
       <w:pPr>
         <w:keepNext/>
-        <w:spacing w:before="160" w:after="20"/>
+        <w:pBdr>
+          <w:left w:val="single" w:sz="24" w:space="8" w:color="1F4E79"/>
+        </w:pBdr>
+        <w:shd w:val="clear" w:color="auto" w:fill="DEEAF6"/>
+        <w:spacing w:before="160" w:after="40"/>
       </w:pPr>
+      <w:r>
+        <w:rPr>
+          <w:rFonts w:ascii="Cambria" w:hAnsi="Cambria"/>
+          <w:b/>
+          <w:color w:val="1F4E79"/>
+          <w:sz w:val="30"/>
+        </w:rPr>
+        <w:t>193</w:t>
+      </w:r>
       <w:r>
         <w:rPr>
           <w:rFonts w:ascii="Cambria" w:hAnsi="Cambria"/>
@@ -313,13 +622,32 @@
           <w:color w:val="2C5F2D"/>
           <w:sz w:val="24"/>
         </w:rPr>
-        <w:t>Slide 6 — Week 11 Check-In</w:t>
+        <w:t xml:space="preserve">   Week 11 Check-In</w:t>
+      </w:r>
+      <w:r>
+        <w:rPr>
+          <w:b/>
+          <w:color w:val="1F4E79"/>
+          <w:sz w:val="17"/>
+        </w:rPr>
+        <w:t xml:space="preserve">    CONTAINER HOLDER</w:t>
+      </w:r>
+      <w:r>
+        <w:rPr>
+          <w:b w:val="0"/>
+          <w:color w:val="7F7F7F"/>
+          <w:sz w:val="16"/>
+        </w:rPr>
+        <w:t xml:space="preserve">   · slide 6 of 16</w:t>
       </w:r>
     </w:p>
     <w:p>
       <w:pPr>
         <w:keepNext/>
-        <w:spacing w:after="40"/>
+        <w:pBdr>
+          <w:left w:val="single" w:sz="24" w:space="8" w:color="1F4E79"/>
+        </w:pBdr>
+        <w:spacing w:before="0" w:after="60"/>
       </w:pPr>
       <w:r>
         <w:rPr>
@@ -327,44 +655,78 @@
           <w:color w:val="6B8E3F"/>
           <w:sz w:val="18"/>
         </w:rPr>
-        <w:t>S13 · 7:08–7:25 · LEAD: CONTAINER HOLDER CIRCLE</w:t>
+        <w:t xml:space="preserve">S13 · 7:08–7:25 · </w:t>
+      </w:r>
+      <w:r>
+        <w:rPr>
+          <w:b/>
+          <w:color w:val="1F4E79"/>
+          <w:sz w:val="18"/>
+        </w:rPr>
+        <w:t>LEAD: CONTAINER HOLDER CIRCLE</w:t>
+      </w:r>
+      <w:r>
+        <w:rPr>
+          <w:b/>
+          <w:color w:val="6B8E3F"/>
+          <w:sz w:val="18"/>
+        </w:rPr>
       </w:r>
     </w:p>
     <w:p>
       <w:pPr>
-        <w:ind w:left="216"/>
+        <w:pBdr>
+          <w:left w:val="single" w:sz="24" w:space="8" w:color="1F4E79"/>
+        </w:pBdr>
+        <w:spacing w:before="0" w:after="60"/>
       </w:pPr>
       <w:r>
         <w:rPr>
           <w:b/>
           <w:color w:val="595959"/>
         </w:rPr>
-        <w:t>BEATS:</w:t>
+        <w:t xml:space="preserve">BEATS: </w:t>
       </w:r>
       <w:r>
-        <w:t xml:space="preserve"> 1. Name the thread: Any Doubts? and the Personal Doubts Inventory carried since the break. 2. Invite one sentence on how it landed — 'I didn't get to it' counts. 3. Take two or three voluntary contributions; receive without commentary.</w:t>
+        <w:t>1. Name the thread: Any Doubts? and the Personal Doubts Inventory carried since the break. 2. Invite one sentence on how it landed — 'I didn't get to it' counts. 3. Take two or three voluntary contributions; receive without commentary.</w:t>
       </w:r>
     </w:p>
     <w:p>
       <w:pPr>
-        <w:ind w:left="216"/>
+        <w:pBdr>
+          <w:left w:val="single" w:sz="24" w:space="8" w:color="1F4E79"/>
+        </w:pBdr>
+        <w:spacing w:before="0" w:after="60"/>
       </w:pPr>
       <w:r>
         <w:rPr>
           <w:b/>
           <w:color w:val="595959"/>
         </w:rPr>
-        <w:t>CUES:</w:t>
+        <w:t xml:space="preserve">CUES: </w:t>
       </w:r>
       <w:r>
-        <w:t xml:space="preserve"> The arranged parent (Run Card) offers the first sentence — never a cold call on a teen; pass anytime.</w:t>
+        <w:t>The arranged parent (Run Card) offers the first sentence — never a cold call on a teen; pass anytime.</w:t>
       </w:r>
     </w:p>
     <w:p>
       <w:pPr>
         <w:keepNext/>
-        <w:spacing w:before="160" w:after="20"/>
+        <w:pBdr>
+          <w:left w:val="double" w:sz="12" w:space="8" w:color="B45309"/>
+        </w:pBdr>
+        <w:shd w:val="clear" w:color="auto" w:fill="FCE9D6"/>
+        <w:spacing w:before="160" w:after="40"/>
       </w:pPr>
+      <w:r>
+        <w:rPr>
+          <w:rFonts w:ascii="Cambria" w:hAnsi="Cambria"/>
+          <w:b/>
+          <w:color w:val="B45309"/>
+          <w:sz w:val="30"/>
+        </w:rPr>
+        <w:t>194</w:t>
+      </w:r>
       <w:r>
         <w:rPr>
           <w:rFonts w:ascii="Cambria" w:hAnsi="Cambria"/>
@@ -372,13 +734,32 @@
           <w:color w:val="2C5F2D"/>
           <w:sz w:val="24"/>
         </w:rPr>
-        <w:t>Slide 7 — Uphill and Downhill — Ephesians 2:10</w:t>
+        <w:t xml:space="preserve">   Uphill and Downhill — Ephesians 2:10</w:t>
+      </w:r>
+      <w:r>
+        <w:rPr>
+          <w:b/>
+          <w:color w:val="B45309"/>
+          <w:sz w:val="17"/>
+        </w:rPr>
+        <w:t xml:space="preserve">    CONTENT PRESENTER</w:t>
+      </w:r>
+      <w:r>
+        <w:rPr>
+          <w:b w:val="0"/>
+          <w:color w:val="7F7F7F"/>
+          <w:sz w:val="16"/>
+        </w:rPr>
+        <w:t xml:space="preserve">   · slide 7 of 16</w:t>
       </w:r>
     </w:p>
     <w:p>
       <w:pPr>
         <w:keepNext/>
-        <w:spacing w:after="40"/>
+        <w:pBdr>
+          <w:left w:val="double" w:sz="12" w:space="8" w:color="B45309"/>
+        </w:pBdr>
+        <w:spacing w:before="0" w:after="60"/>
       </w:pPr>
       <w:r>
         <w:rPr>
@@ -386,44 +767,78 @@
           <w:color w:val="6B8E3F"/>
           <w:sz w:val="18"/>
         </w:rPr>
-        <w:t>S13 · 7:25–7:35 · LEAD: CONTENT PRESENTER CIRCLE</w:t>
+        <w:t xml:space="preserve">S13 · 7:25–7:35 · </w:t>
+      </w:r>
+      <w:r>
+        <w:rPr>
+          <w:b/>
+          <w:color w:val="B45309"/>
+          <w:sz w:val="18"/>
+        </w:rPr>
+        <w:t>LEAD: CONTENT PRESENTER CIRCLE</w:t>
+      </w:r>
+      <w:r>
+        <w:rPr>
+          <w:b/>
+          <w:color w:val="6B8E3F"/>
+          <w:sz w:val="18"/>
+        </w:rPr>
       </w:r>
     </w:p>
     <w:p>
       <w:pPr>
-        <w:ind w:left="216"/>
+        <w:pBdr>
+          <w:left w:val="double" w:sz="12" w:space="8" w:color="B45309"/>
+        </w:pBdr>
+        <w:spacing w:before="0" w:after="60"/>
       </w:pPr>
       <w:r>
         <w:rPr>
           <w:b/>
           <w:color w:val="595959"/>
         </w:rPr>
-        <w:t>BEATS:</w:t>
+        <w:t xml:space="preserve">BEATS: </w:t>
       </w:r>
       <w:r>
-        <w:t xml:space="preserve"> 1. Read Ephesians 2:10 slowly — the works were prepared; our job is to walk in them. 2. Whiteboard both columns: UPHILL = what I do (goal, plan, effort); DOWNHILL = what I am — what the room gets when I am most myself and most aligned with the Spirit. 3. The test: when I am not performing, what do the people around me get to be? 4. End with your OWN downhill answer — 90 seconds, specific, unpolished; the teens calibrate against your honesty. Give the version a spouse would recognize, not the resume.</w:t>
+        <w:t>1. Read Ephesians 2:10 slowly — the works were prepared; our job is to walk in them. 2. Whiteboard both columns: UPHILL = what I do (goal, plan, effort); DOWNHILL = what I am — what the room gets when I am most myself and most aligned with the Spirit. 3. The test: when I am not performing, what do the people around me get to be? 4. End with your OWN downhill answer — 90 seconds, specific, unpolished; the teens calibrate against your honesty. Give the version a spouse would recognize, not the resume.</w:t>
       </w:r>
     </w:p>
     <w:p>
       <w:pPr>
-        <w:ind w:left="216"/>
+        <w:pBdr>
+          <w:left w:val="double" w:sz="12" w:space="8" w:color="B45309"/>
+        </w:pBdr>
+        <w:spacing w:before="0" w:after="60"/>
       </w:pPr>
       <w:r>
         <w:rPr>
           <w:b/>
           <w:color w:val="595959"/>
         </w:rPr>
-        <w:t>GUARD:</w:t>
+        <w:t xml:space="preserve">GUARD: </w:t>
       </w:r>
       <w:r>
-        <w:t xml:space="preserve"> Mission is not career — reframe career drift on the spot.</w:t>
+        <w:t>Mission is not career — reframe career drift on the spot.</w:t>
       </w:r>
     </w:p>
     <w:p>
       <w:pPr>
         <w:keepNext/>
-        <w:spacing w:before="160" w:after="20"/>
+        <w:pBdr>
+          <w:left w:val="double" w:sz="12" w:space="8" w:color="B45309"/>
+        </w:pBdr>
+        <w:shd w:val="clear" w:color="auto" w:fill="FCE9D6"/>
+        <w:spacing w:before="160" w:after="40"/>
       </w:pPr>
+      <w:r>
+        <w:rPr>
+          <w:rFonts w:ascii="Cambria" w:hAnsi="Cambria"/>
+          <w:b/>
+          <w:color w:val="B45309"/>
+          <w:sz w:val="30"/>
+        </w:rPr>
+        <w:t>195</w:t>
+      </w:r>
       <w:r>
         <w:rPr>
           <w:rFonts w:ascii="Cambria" w:hAnsi="Cambria"/>
@@ -431,13 +846,32 @@
           <w:color w:val="2C5F2D"/>
           <w:sz w:val="24"/>
         </w:rPr>
-        <w:t>Slide 8 — Traveling the Mission — Tacking Against the Headwind</w:t>
+        <w:t xml:space="preserve">   Traveling the Mission — Tacking Against the Headwind</w:t>
+      </w:r>
+      <w:r>
+        <w:rPr>
+          <w:b/>
+          <w:color w:val="B45309"/>
+          <w:sz w:val="17"/>
+        </w:rPr>
+        <w:t xml:space="preserve">    CONTENT PRESENTER</w:t>
+      </w:r>
+      <w:r>
+        <w:rPr>
+          <w:b w:val="0"/>
+          <w:color w:val="7F7F7F"/>
+          <w:sz w:val="16"/>
+        </w:rPr>
+        <w:t xml:space="preserve">   · slide 8 of 16</w:t>
       </w:r>
     </w:p>
     <w:p>
       <w:pPr>
         <w:keepNext/>
-        <w:spacing w:after="40"/>
+        <w:pBdr>
+          <w:left w:val="double" w:sz="12" w:space="8" w:color="B45309"/>
+        </w:pBdr>
+        <w:spacing w:before="0" w:after="60"/>
       </w:pPr>
       <w:r>
         <w:rPr>
@@ -445,20 +879,48 @@
           <w:color w:val="6B8E3F"/>
           <w:sz w:val="18"/>
         </w:rPr>
-        <w:t>S13 · 7:25–7:35 · LEAD: CONTENT PRESENTER</w:t>
+        <w:t xml:space="preserve">S13 · 7:25–7:35 · </w:t>
+      </w:r>
+      <w:r>
+        <w:rPr>
+          <w:b/>
+          <w:color w:val="B45309"/>
+          <w:sz w:val="18"/>
+        </w:rPr>
+        <w:t>LEAD: CONTENT PRESENTER</w:t>
+      </w:r>
+      <w:r>
+        <w:rPr>
+          <w:b/>
+          <w:color w:val="6B8E3F"/>
+          <w:sz w:val="18"/>
+        </w:rPr>
       </w:r>
     </w:p>
     <w:p>
       <w:pPr>
-        <w:ind w:left="216"/>
+        <w:pBdr>
+          <w:left w:val="double" w:sz="12" w:space="8" w:color="B45309"/>
+        </w:pBdr>
+        <w:spacing w:before="0" w:after="60"/>
       </w:pPr>
       <w:r>
-        <w:t>SUB: the founder's own diagram — his life drawn as a sailing chart. A substitute may teach it simply from the slide, or let it stand while running the plan's Block 3 script.</w:t>
+        <w:rPr>
+          <w:b/>
+          <w:color w:val="595959"/>
+        </w:rPr>
+        <w:t xml:space="preserve">SUB: </w:t>
+      </w:r>
+      <w:r>
+        <w:t>the founder's own diagram — his life drawn as a sailing chart. A substitute may teach it simply from the slide, or let it stand while running the plan's Block 3 script.</w:t>
       </w:r>
     </w:p>
     <w:p>
       <w:pPr>
-        <w:ind w:left="216"/>
+        <w:pBdr>
+          <w:left w:val="double" w:sz="12" w:space="8" w:color="B45309"/>
+        </w:pBdr>
+        <w:spacing w:before="0" w:after="20"/>
       </w:pPr>
       <w:r>
         <w:rPr>
@@ -470,7 +932,10 @@
     </w:p>
     <w:p>
       <w:pPr>
-        <w:ind w:left="216"/>
+        <w:pBdr>
+          <w:left w:val="double" w:sz="12" w:space="8" w:color="B45309"/>
+        </w:pBdr>
+        <w:spacing w:before="0" w:after="60"/>
       </w:pPr>
       <w:r>
         <w:t>1. After uphill/downhill lands, show the chart: the straight line to God's goal is unsailable — headwinds, direct opposition.</w:t>
@@ -478,7 +943,10 @@
     </w:p>
     <w:p>
       <w:pPr>
-        <w:ind w:left="216"/>
+        <w:pBdr>
+          <w:left w:val="double" w:sz="12" w:space="8" w:color="B45309"/>
+        </w:pBdr>
+        <w:spacing w:before="0" w:after="60"/>
       </w:pPr>
       <w:r>
         <w:t>2. A sailor gains against a headwind by tacking, leg by leg at forty-five degrees. Each leg IS God's direction — and each is a transformative learning path (Ephesians 2:10: works prepared beforehand, walked into leg by leg).</w:t>
@@ -486,7 +954,10 @@
     </w:p>
     <w:p>
       <w:pPr>
-        <w:ind w:left="216"/>
+        <w:pBdr>
+          <w:left w:val="double" w:sz="12" w:space="8" w:color="B45309"/>
+        </w:pBdr>
+        <w:spacing w:before="0" w:after="60"/>
       </w:pPr>
       <w:r>
         <w:t>3. The turns are heard, not seen. Stop listening mid-leg and you don't crash — you drift past the turn, competent and off-course.</w:t>
@@ -494,7 +965,10 @@
     </w:p>
     <w:p>
       <w:pPr>
-        <w:ind w:left="216"/>
+        <w:pBdr>
+          <w:left w:val="double" w:sz="12" w:space="8" w:color="B45309"/>
+        </w:pBdr>
+        <w:spacing w:before="0" w:after="60"/>
       </w:pPr>
       <w:r>
         <w:t>4. The threads: what leg A taught, leg C needed. Nobody sees that forward; everybody sees it looking back. Invite one backward look — name a past leg that trained you for a later one.</w:t>
@@ -502,24 +976,40 @@
     </w:p>
     <w:p>
       <w:pPr>
-        <w:ind w:left="216"/>
+        <w:pBdr>
+          <w:left w:val="double" w:sz="12" w:space="8" w:color="B45309"/>
+        </w:pBdr>
+        <w:spacing w:before="0" w:after="60"/>
       </w:pPr>
       <w:r>
         <w:rPr>
           <w:b/>
           <w:color w:val="595959"/>
         </w:rPr>
-        <w:t>GUARD:</w:t>
+        <w:t xml:space="preserve">GUARD: </w:t>
       </w:r>
       <w:r>
-        <w:t xml:space="preserve"> testimony architecture, not a demand for a tidy life-map — some in the room are mid-leg and cannot see any pattern yet; say so.</w:t>
+        <w:t>testimony architecture, not a demand for a tidy life-map — some in the room are mid-leg and cannot see any pattern yet; say so.</w:t>
       </w:r>
     </w:p>
     <w:p>
       <w:pPr>
         <w:keepNext/>
-        <w:spacing w:before="160" w:after="20"/>
+        <w:pBdr>
+          <w:left w:val="double" w:sz="12" w:space="8" w:color="B45309"/>
+        </w:pBdr>
+        <w:shd w:val="clear" w:color="auto" w:fill="FCE9D6"/>
+        <w:spacing w:before="160" w:after="40"/>
       </w:pPr>
+      <w:r>
+        <w:rPr>
+          <w:rFonts w:ascii="Cambria" w:hAnsi="Cambria"/>
+          <w:b/>
+          <w:color w:val="B45309"/>
+          <w:sz w:val="30"/>
+        </w:rPr>
+        <w:t>196</w:t>
+      </w:r>
       <w:r>
         <w:rPr>
           <w:rFonts w:ascii="Cambria" w:hAnsi="Cambria"/>
@@ -527,13 +1017,32 @@
           <w:color w:val="2C5F2D"/>
           <w:sz w:val="24"/>
         </w:rPr>
-        <w:t>Slide 9 — Bridge to the Split — Two Exercises</w:t>
+        <w:t xml:space="preserve">   Bridge to the Split — Two Exercises</w:t>
+      </w:r>
+      <w:r>
+        <w:rPr>
+          <w:b/>
+          <w:color w:val="B45309"/>
+          <w:sz w:val="17"/>
+        </w:rPr>
+        <w:t xml:space="preserve">    CONTENT PRESENTER</w:t>
+      </w:r>
+      <w:r>
+        <w:rPr>
+          <w:b w:val="0"/>
+          <w:color w:val="7F7F7F"/>
+          <w:sz w:val="16"/>
+        </w:rPr>
+        <w:t xml:space="preserve">   · slide 9 of 16</w:t>
       </w:r>
     </w:p>
     <w:p>
       <w:pPr>
         <w:keepNext/>
-        <w:spacing w:after="40"/>
+        <w:pBdr>
+          <w:left w:val="double" w:sz="12" w:space="8" w:color="B45309"/>
+        </w:pBdr>
+        <w:spacing w:before="0" w:after="60"/>
       </w:pPr>
       <w:r>
         <w:rPr>
@@ -541,59 +1050,96 @@
           <w:color w:val="6B8E3F"/>
           <w:sz w:val="18"/>
         </w:rPr>
-        <w:t>S13 · 7:35–7:36 · LEAD: CONTENT PRESENTER CIRCLE</w:t>
+        <w:t xml:space="preserve">S13 · 7:35–7:36 · </w:t>
+      </w:r>
+      <w:r>
+        <w:rPr>
+          <w:b/>
+          <w:color w:val="B45309"/>
+          <w:sz w:val="18"/>
+        </w:rPr>
+        <w:t>LEAD: CONTENT PRESENTER CIRCLE</w:t>
+      </w:r>
+      <w:r>
+        <w:rPr>
+          <w:b/>
+          <w:color w:val="6B8E3F"/>
+          <w:sz w:val="18"/>
+        </w:rPr>
       </w:r>
     </w:p>
     <w:p>
       <w:pPr>
-        <w:ind w:left="216"/>
+        <w:pBdr>
+          <w:left w:val="double" w:sz="12" w:space="8" w:color="B45309"/>
+        </w:pBdr>
+        <w:spacing w:before="0" w:after="60"/>
       </w:pPr>
       <w:r>
         <w:rPr>
           <w:b/>
           <w:color w:val="595959"/>
         </w:rPr>
-        <w:t>BEATS:</w:t>
+        <w:t xml:space="preserve">BEATS: </w:t>
       </w:r>
       <w:r>
-        <w:t xml:space="preserve"> 1. Frame the two exercises: Gifts and Passions (~20 min, H13.1), then Downhill Mission (~20 min, H13.2) — each person ends by naming one downhill sentence to the pair. 2. Pray the sending prayer. 3. Name each pair's families and its Companion; send them for forty minutes.</w:t>
+        <w:t>1. Frame the two exercises: Gifts and Passions (~20 min, H13.1), then Downhill Mission (~20 min, H13.2) — each person ends by naming one downhill sentence to the pair. 2. Pray the sending prayer. 3. Name each pair's families and its Companion; send them for forty minutes.</w:t>
       </w:r>
     </w:p>
     <w:p>
       <w:pPr>
-        <w:ind w:left="216"/>
+        <w:pBdr>
+          <w:left w:val="double" w:sz="12" w:space="8" w:color="B45309"/>
+        </w:pBdr>
+        <w:spacing w:before="0" w:after="60"/>
       </w:pPr>
       <w:r>
         <w:rPr>
           <w:b/>
           <w:color w:val="595959"/>
         </w:rPr>
-        <w:t>CUES:</w:t>
+        <w:t xml:space="preserve">CUES: </w:t>
       </w:r>
       <w:r>
-        <w:t xml:space="preserve"> A parent opens each sharing round — arranged this week (Run Card), never a cold call on a teen; teens choose their own depth; pass holds. About ten or fewer today? Skip the split — one circle.</w:t>
+        <w:t>A parent opens each sharing round — arranged this week (Run Card), never a cold call on a teen; teens choose their own depth; pass holds. About ten or fewer today? Skip the split — one circle.</w:t>
       </w:r>
     </w:p>
     <w:p>
       <w:pPr>
-        <w:ind w:left="216"/>
+        <w:pBdr>
+          <w:left w:val="double" w:sz="12" w:space="8" w:color="B45309"/>
+        </w:pBdr>
+        <w:spacing w:before="0" w:after="60"/>
       </w:pPr>
       <w:r>
         <w:rPr>
           <w:b/>
           <w:color w:val="595959"/>
         </w:rPr>
-        <w:t>SMALL ROOM:</w:t>
+        <w:t xml:space="preserve">SMALL ROOM: </w:t>
       </w:r>
       <w:r>
-        <w:t xml:space="preserve"> the split is only necessary if the room is large enough to need it. With six or so, stay one circle — or quick pair work in place, knee to knee. Pair work is also the standing time-recovery lever: a full split-and-merge costs about five minutes.</w:t>
+        <w:t>the split is only necessary if the room is large enough to need it. With six or so, stay one circle — or quick pair work in place, knee to knee. Pair work is also the standing time-recovery lever: a full split-and-merge costs about five minutes.</w:t>
       </w:r>
     </w:p>
     <w:p>
       <w:pPr>
         <w:keepNext/>
-        <w:spacing w:before="160" w:after="20"/>
+        <w:pBdr>
+          <w:left w:val="double" w:sz="12" w:space="8" w:color="B45309"/>
+        </w:pBdr>
+        <w:shd w:val="clear" w:color="auto" w:fill="FCE9D6"/>
+        <w:spacing w:before="160" w:after="40"/>
       </w:pPr>
+      <w:r>
+        <w:rPr>
+          <w:rFonts w:ascii="Cambria" w:hAnsi="Cambria"/>
+          <w:b/>
+          <w:color w:val="B45309"/>
+          <w:sz w:val="30"/>
+        </w:rPr>
+        <w:t>197</w:t>
+      </w:r>
       <w:r>
         <w:rPr>
           <w:rFonts w:ascii="Cambria" w:hAnsi="Cambria"/>
@@ -601,13 +1147,32 @@
           <w:color w:val="2C5F2D"/>
           <w:sz w:val="24"/>
         </w:rPr>
-        <w:t>Slide 10 — Gifts and Downhill in pairs</w:t>
+        <w:t xml:space="preserve">   Gifts and Downhill in pairs</w:t>
+      </w:r>
+      <w:r>
+        <w:rPr>
+          <w:b/>
+          <w:color w:val="B45309"/>
+          <w:sz w:val="17"/>
+        </w:rPr>
+        <w:t xml:space="preserve">    CONTENT PRESENTER</w:t>
+      </w:r>
+      <w:r>
+        <w:rPr>
+          <w:b w:val="0"/>
+          <w:color w:val="7F7F7F"/>
+          <w:sz w:val="16"/>
+        </w:rPr>
+        <w:t xml:space="preserve">   · slide 10 of 16</w:t>
       </w:r>
     </w:p>
     <w:p>
       <w:pPr>
         <w:keepNext/>
-        <w:spacing w:after="40"/>
+        <w:pBdr>
+          <w:left w:val="double" w:sz="12" w:space="8" w:color="B45309"/>
+        </w:pBdr>
+        <w:spacing w:before="0" w:after="60"/>
       </w:pPr>
       <w:r>
         <w:rPr>
@@ -615,59 +1180,97 @@
           <w:color w:val="6B8E3F"/>
           <w:sz w:val="18"/>
         </w:rPr>
-        <w:t>S13 · 7:36–8:18 · LEAD: CONTENT PRESENTER · FAMILY PAIRS</w:t>
+        <w:t xml:space="preserve">S13 · 7:36–8:18 · </w:t>
+      </w:r>
+      <w:r>
+        <w:rPr>
+          <w:b/>
+          <w:color w:val="B45309"/>
+          <w:sz w:val="18"/>
+        </w:rPr>
+        <w:t>LEAD: CONTENT PRESENTER</w:t>
+      </w:r>
+      <w:r>
+        <w:rPr>
+          <w:b/>
+          <w:color w:val="6B8E3F"/>
+          <w:sz w:val="18"/>
+        </w:rPr>
+        <w:t xml:space="preserve"> · FAMILY PAIRS</w:t>
       </w:r>
     </w:p>
     <w:p>
       <w:pPr>
-        <w:ind w:left="216"/>
+        <w:pBdr>
+          <w:left w:val="double" w:sz="12" w:space="8" w:color="B45309"/>
+        </w:pBdr>
+        <w:spacing w:before="0" w:after="60"/>
       </w:pPr>
       <w:r>
         <w:rPr>
           <w:b/>
           <w:color w:val="595959"/>
         </w:rPr>
-        <w:t>BEATS:</w:t>
+        <w:t xml:space="preserve">BEATS: </w:t>
       </w:r>
       <w:r>
-        <w:t xml:space="preserve"> 1. Phase 1 — Gifts (~20): ten quiet minutes on H13.1, then 60-second shares; the pair affirms briefly and specifically. 2. Phase 2 — Downhill (~20): five minutes on H13.2, then 90-second rounds: the person names their answer, the pair adds what it has actually seen; family speaking to family lands deepest. 3. If time compresses, compress the gifts, never the downhill.</w:t>
+        <w:t>1. Phase 1 — Gifts (~20): ten quiet minutes on H13.1, then 60-second shares; the pair affirms briefly and specifically. 2. Phase 2 — Downhill (~20): five minutes on H13.2, then 90-second rounds: the person names their answer, the pair adds what it has actually seen; family speaking to family lands deepest. 3. If time compresses, compress the gifts, never the downhill.</w:t>
       </w:r>
     </w:p>
     <w:p>
       <w:pPr>
-        <w:ind w:left="216"/>
+        <w:pBdr>
+          <w:left w:val="double" w:sz="12" w:space="8" w:color="B45309"/>
+        </w:pBdr>
+        <w:spacing w:before="0" w:after="60"/>
       </w:pPr>
       <w:r>
         <w:rPr>
           <w:b/>
           <w:color w:val="595959"/>
         </w:rPr>
-        <w:t>CUES:</w:t>
+        <w:t xml:space="preserve">CUES: </w:t>
       </w:r>
       <w:r>
-        <w:t xml:space="preserve"> The arranged parent goes first in each round (Run Card); never cold-call a teen; pass anytime.</w:t>
+        <w:t>The arranged parent goes first in each round (Run Card); never cold-call a teen; pass anytime.</w:t>
       </w:r>
     </w:p>
     <w:p>
       <w:pPr>
-        <w:ind w:left="216"/>
+        <w:pBdr>
+          <w:left w:val="double" w:sz="12" w:space="8" w:color="B45309"/>
+        </w:pBdr>
+        <w:spacing w:before="0" w:after="60"/>
       </w:pPr>
       <w:r>
         <w:rPr>
           <w:b/>
           <w:color w:val="595959"/>
         </w:rPr>
-        <w:t>GUARD:</w:t>
+        <w:t xml:space="preserve">GUARD: </w:t>
       </w:r>
       <w:r>
-        <w:t xml:space="preserve"> Push generic to specific — what does the person you're helping get to be? Witness means concrete moments, not flattery. If grief surfaces ('I haven't been doing this for years'), receive without rushing — it is part of the recognition.</w:t>
+        <w:t>Push generic to specific — what does the person you're helping get to be? Witness means concrete moments, not flattery. If grief surfaces ('I haven't been doing this for years'), receive without rushing — it is part of the recognition.</w:t>
       </w:r>
     </w:p>
     <w:p>
       <w:pPr>
         <w:keepNext/>
-        <w:spacing w:before="160" w:after="20"/>
+        <w:pBdr>
+          <w:left w:val="single" w:sz="24" w:space="8" w:color="1F4E79"/>
+        </w:pBdr>
+        <w:shd w:val="clear" w:color="auto" w:fill="DEEAF6"/>
+        <w:spacing w:before="160" w:after="40"/>
       </w:pPr>
+      <w:r>
+        <w:rPr>
+          <w:rFonts w:ascii="Cambria" w:hAnsi="Cambria"/>
+          <w:b/>
+          <w:color w:val="1F4E79"/>
+          <w:sz w:val="30"/>
+        </w:rPr>
+        <w:t>198</w:t>
+      </w:r>
       <w:r>
         <w:rPr>
           <w:rFonts w:ascii="Cambria" w:hAnsi="Cambria"/>
@@ -675,13 +1278,32 @@
           <w:color w:val="2C5F2D"/>
           <w:sz w:val="24"/>
         </w:rPr>
-        <w:t>Slide 11 — Merge and Surface</w:t>
+        <w:t xml:space="preserve">   Merge and Surface</w:t>
+      </w:r>
+      <w:r>
+        <w:rPr>
+          <w:b/>
+          <w:color w:val="1F4E79"/>
+          <w:sz w:val="17"/>
+        </w:rPr>
+        <w:t xml:space="preserve">    CONTAINER HOLDER</w:t>
+      </w:r>
+      <w:r>
+        <w:rPr>
+          <w:b w:val="0"/>
+          <w:color w:val="7F7F7F"/>
+          <w:sz w:val="16"/>
+        </w:rPr>
+        <w:t xml:space="preserve">   · slide 11 of 16</w:t>
       </w:r>
     </w:p>
     <w:p>
       <w:pPr>
         <w:keepNext/>
-        <w:spacing w:after="40"/>
+        <w:pBdr>
+          <w:left w:val="single" w:sz="24" w:space="8" w:color="1F4E79"/>
+        </w:pBdr>
+        <w:spacing w:before="0" w:after="60"/>
       </w:pPr>
       <w:r>
         <w:rPr>
@@ -689,44 +1311,78 @@
           <w:color w:val="6B8E3F"/>
           <w:sz w:val="18"/>
         </w:rPr>
-        <w:t>S13 · 8:18–8:20 · LEAD: CONTAINER HOLDER CIRCLE</w:t>
+        <w:t xml:space="preserve">S13 · 8:18–8:20 · </w:t>
+      </w:r>
+      <w:r>
+        <w:rPr>
+          <w:b/>
+          <w:color w:val="1F4E79"/>
+          <w:sz w:val="18"/>
+        </w:rPr>
+        <w:t>LEAD: CONTAINER HOLDER CIRCLE</w:t>
+      </w:r>
+      <w:r>
+        <w:rPr>
+          <w:b/>
+          <w:color w:val="6B8E3F"/>
+          <w:sz w:val="18"/>
+        </w:rPr>
       </w:r>
     </w:p>
     <w:p>
       <w:pPr>
-        <w:ind w:left="216"/>
+        <w:pBdr>
+          <w:left w:val="single" w:sz="24" w:space="8" w:color="1F4E79"/>
+        </w:pBdr>
+        <w:spacing w:before="0" w:after="60"/>
       </w:pPr>
       <w:r>
         <w:rPr>
           <w:b/>
           <w:color w:val="595959"/>
         </w:rPr>
-        <w:t>BEATS:</w:t>
+        <w:t xml:space="preserve">BEATS: </w:t>
       </w:r>
       <w:r>
-        <w:t xml:space="preserve"> 1. Ask no one to repeat their downhill answer — what was named in the pair stays there. 2. One sentence per Lead Companion: a general observation, no names. 3. One brief observation from you across the room. 4. Land it: today's answer is a working draft — closer to true than the resume version, and it will deepen.</w:t>
+        <w:t>1. Ask no one to repeat their downhill answer — what was named in the pair stays there. 2. One sentence per Lead Companion: a general observation, no names. 3. One brief observation from you across the room. 4. Land it: today's answer is a working draft — closer to true than the resume version, and it will deepen.</w:t>
       </w:r>
     </w:p>
     <w:p>
       <w:pPr>
-        <w:ind w:left="216"/>
+        <w:pBdr>
+          <w:left w:val="single" w:sz="24" w:space="8" w:color="1F4E79"/>
+        </w:pBdr>
+        <w:spacing w:before="0" w:after="60"/>
       </w:pPr>
       <w:r>
         <w:rPr>
           <w:b/>
           <w:color w:val="595959"/>
         </w:rPr>
-        <w:t>GUARD:</w:t>
+        <w:t xml:space="preserve">GUARD: </w:t>
       </w:r>
       <w:r>
-        <w:t xml:space="preserve"> Five minutes only — this block gave its other five to the feedback round; a sentence each.</w:t>
+        <w:t>Five minutes only — this block gave its other five to the feedback round; a sentence each.</w:t>
       </w:r>
     </w:p>
     <w:p>
       <w:pPr>
         <w:keepNext/>
-        <w:spacing w:before="160" w:after="20"/>
+        <w:pBdr>
+          <w:left w:val="double" w:sz="12" w:space="8" w:color="B45309"/>
+        </w:pBdr>
+        <w:shd w:val="clear" w:color="auto" w:fill="FCE9D6"/>
+        <w:spacing w:before="160" w:after="40"/>
       </w:pPr>
+      <w:r>
+        <w:rPr>
+          <w:rFonts w:ascii="Cambria" w:hAnsi="Cambria"/>
+          <w:b/>
+          <w:color w:val="B45309"/>
+          <w:sz w:val="30"/>
+        </w:rPr>
+        <w:t>199</w:t>
+      </w:r>
       <w:r>
         <w:rPr>
           <w:rFonts w:ascii="Cambria" w:hAnsi="Cambria"/>
@@ -734,13 +1390,32 @@
           <w:color w:val="2C5F2D"/>
           <w:sz w:val="24"/>
         </w:rPr>
-        <w:t>Slide 12 — Practice This Week — and the Road Ahead</w:t>
+        <w:t xml:space="preserve">   Practice This Week — and the Road Ahead</w:t>
+      </w:r>
+      <w:r>
+        <w:rPr>
+          <w:b/>
+          <w:color w:val="B45309"/>
+          <w:sz w:val="17"/>
+        </w:rPr>
+        <w:t xml:space="preserve">    CONTENT PRESENTER</w:t>
+      </w:r>
+      <w:r>
+        <w:rPr>
+          <w:b w:val="0"/>
+          <w:color w:val="7F7F7F"/>
+          <w:sz w:val="16"/>
+        </w:rPr>
+        <w:t xml:space="preserve">   · slide 12 of 16</w:t>
       </w:r>
     </w:p>
     <w:p>
       <w:pPr>
         <w:keepNext/>
-        <w:spacing w:after="40"/>
+        <w:pBdr>
+          <w:left w:val="double" w:sz="12" w:space="8" w:color="B45309"/>
+        </w:pBdr>
+        <w:spacing w:before="0" w:after="60"/>
       </w:pPr>
       <w:r>
         <w:rPr>
@@ -753,39 +1428,58 @@
     </w:p>
     <w:p>
       <w:pPr>
-        <w:ind w:left="216"/>
+        <w:pBdr>
+          <w:left w:val="double" w:sz="12" w:space="8" w:color="B45309"/>
+        </w:pBdr>
+        <w:spacing w:before="0" w:after="60"/>
       </w:pPr>
       <w:r>
         <w:rPr>
           <w:b/>
           <w:color w:val="595959"/>
         </w:rPr>
-        <w:t>BEATS:</w:t>
+        <w:t xml:space="preserve">BEATS: </w:t>
       </w:r>
       <w:r>
-        <w:t xml:space="preserve"> 1. The practice: ONE small action this week aligned with your downhill answer — specific, small, not a campaign; journal what happens (H13.3). 2. The road ahead: Week 15 is the Rhythm night and finishes today's mission work; Week 21 is the family commissioning — bring the whole family, 6:30 start, light food at 6:00, details by email; Week 22 commissions the Companions-in-Formation — come to witness.</w:t>
+        <w:t>1. The practice: ONE small action this week aligned with your downhill answer — specific, small, not a campaign; journal what happens (H13.3). 2. The road ahead: Week 15 is the Rhythm night and finishes today's mission work; Week 21 is the family commissioning — bring the whole family, 6:30 start, light food at 6:00, details by email; Week 22 commissions the Companions-in-Formation — come to witness.</w:t>
       </w:r>
     </w:p>
     <w:p>
       <w:pPr>
-        <w:ind w:left="216"/>
+        <w:pBdr>
+          <w:left w:val="double" w:sz="12" w:space="8" w:color="B45309"/>
+        </w:pBdr>
+        <w:spacing w:before="0" w:after="60"/>
       </w:pPr>
       <w:r>
         <w:rPr>
           <w:b/>
           <w:color w:val="595959"/>
         </w:rPr>
-        <w:t>GUARD:</w:t>
+        <w:t xml:space="preserve">GUARD: </w:t>
       </w:r>
       <w:r>
-        <w:t xml:space="preserve"> Be explicit and warm about Week 21 — people leave today deciding who to bring. Adjust specifics to the actual closing-weeks plan.</w:t>
+        <w:t>Be explicit and warm about Week 21 — people leave today deciding who to bring. Adjust specifics to the actual closing-weeks plan.</w:t>
       </w:r>
     </w:p>
     <w:p>
       <w:pPr>
         <w:keepNext/>
-        <w:spacing w:before="160" w:after="20"/>
+        <w:pBdr>
+          <w:left w:val="double" w:sz="12" w:space="8" w:color="B45309"/>
+        </w:pBdr>
+        <w:shd w:val="clear" w:color="auto" w:fill="FCE9D6"/>
+        <w:spacing w:before="160" w:after="40"/>
       </w:pPr>
+      <w:r>
+        <w:rPr>
+          <w:rFonts w:ascii="Cambria" w:hAnsi="Cambria"/>
+          <w:b/>
+          <w:color w:val="B45309"/>
+          <w:sz w:val="30"/>
+        </w:rPr>
+        <w:t>200</w:t>
+      </w:r>
       <w:r>
         <w:rPr>
           <w:rFonts w:ascii="Cambria" w:hAnsi="Cambria"/>
@@ -793,13 +1487,32 @@
           <w:color w:val="2C5F2D"/>
           <w:sz w:val="24"/>
         </w:rPr>
-        <w:t>Slide 13 — The Take-Home Sheet — the Daily Rhythm</w:t>
+        <w:t xml:space="preserve">   The Take-Home Sheet — the Daily Rhythm</w:t>
+      </w:r>
+      <w:r>
+        <w:rPr>
+          <w:b/>
+          <w:color w:val="B45309"/>
+          <w:sz w:val="17"/>
+        </w:rPr>
+        <w:t xml:space="preserve">    CONTENT PRESENTER</w:t>
+      </w:r>
+      <w:r>
+        <w:rPr>
+          <w:b w:val="0"/>
+          <w:color w:val="7F7F7F"/>
+          <w:sz w:val="16"/>
+        </w:rPr>
+        <w:t xml:space="preserve">   · slide 13 of 16</w:t>
       </w:r>
     </w:p>
     <w:p>
       <w:pPr>
         <w:keepNext/>
-        <w:spacing w:after="40"/>
+        <w:pBdr>
+          <w:left w:val="double" w:sz="12" w:space="8" w:color="B45309"/>
+        </w:pBdr>
+        <w:spacing w:before="0" w:after="60"/>
       </w:pPr>
       <w:r>
         <w:rPr>
@@ -807,12 +1520,30 @@
           <w:color w:val="6B8E3F"/>
           <w:sz w:val="18"/>
         </w:rPr>
-        <w:t>S13 · COMMISSIONING · LEAD: CONTENT PRESENTER</w:t>
+        <w:t xml:space="preserve">S13 · COMMISSIONING · </w:t>
+      </w:r>
+      <w:r>
+        <w:rPr>
+          <w:b/>
+          <w:color w:val="B45309"/>
+          <w:sz w:val="18"/>
+        </w:rPr>
+        <w:t>LEAD: CONTENT PRESENTER</w:t>
+      </w:r>
+      <w:r>
+        <w:rPr>
+          <w:b/>
+          <w:color w:val="6B8E3F"/>
+          <w:sz w:val="18"/>
+        </w:rPr>
       </w:r>
     </w:p>
     <w:p>
       <w:pPr>
-        <w:ind w:left="216"/>
+        <w:pBdr>
+          <w:left w:val="double" w:sz="12" w:space="8" w:color="B45309"/>
+        </w:pBdr>
+        <w:spacing w:before="0" w:after="20"/>
       </w:pPr>
       <w:r>
         <w:rPr>
@@ -824,7 +1555,10 @@
     </w:p>
     <w:p>
       <w:pPr>
-        <w:ind w:left="216"/>
+        <w:pBdr>
+          <w:left w:val="double" w:sz="12" w:space="8" w:color="B45309"/>
+        </w:pBdr>
+        <w:spacing w:before="0" w:after="60"/>
       </w:pPr>
       <w:r>
         <w:t>1. The sheet on the screen is the sheet in their hands — walk it, don't read it.</w:t>
@@ -832,7 +1566,10 @@
     </w:p>
     <w:p>
       <w:pPr>
-        <w:ind w:left="216"/>
+        <w:pBdr>
+          <w:left w:val="double" w:sz="12" w:space="8" w:color="B45309"/>
+        </w:pBdr>
+        <w:spacing w:before="0" w:after="60"/>
       </w:pPr>
       <w:r>
         <w:t>2. The standing rhythm first: the morning question, the evening journal line — one box per day on the week-grids.</w:t>
@@ -840,7 +1577,10 @@
     </w:p>
     <w:p>
       <w:pPr>
-        <w:ind w:left="216"/>
+        <w:pBdr>
+          <w:left w:val="double" w:sz="12" w:space="8" w:color="B45309"/>
+        </w:pBdr>
+        <w:spacing w:before="0" w:after="60"/>
       </w:pPr>
       <w:r>
         <w:t>3. A missed box is never a failure — it is an invitation to return.</w:t>
@@ -848,24 +1588,40 @@
     </w:p>
     <w:p>
       <w:pPr>
-        <w:ind w:left="216"/>
+        <w:pBdr>
+          <w:left w:val="double" w:sz="12" w:space="8" w:color="B45309"/>
+        </w:pBdr>
+        <w:spacing w:before="0" w:after="60"/>
       </w:pPr>
       <w:r>
         <w:rPr>
           <w:b/>
           <w:color w:val="595959"/>
         </w:rPr>
-        <w:t>CUES:</w:t>
+        <w:t xml:space="preserve">CUES: </w:t>
       </w:r>
       <w:r>
-        <w:t xml:space="preserve"> The four parts are the next slide.</w:t>
+        <w:t>The four parts are the next slide.</w:t>
       </w:r>
     </w:p>
     <w:p>
       <w:pPr>
         <w:keepNext/>
-        <w:spacing w:before="160" w:after="20"/>
+        <w:pBdr>
+          <w:left w:val="double" w:sz="12" w:space="8" w:color="B45309"/>
+        </w:pBdr>
+        <w:shd w:val="clear" w:color="auto" w:fill="FCE9D6"/>
+        <w:spacing w:before="160" w:after="40"/>
       </w:pPr>
+      <w:r>
+        <w:rPr>
+          <w:rFonts w:ascii="Cambria" w:hAnsi="Cambria"/>
+          <w:b/>
+          <w:color w:val="B45309"/>
+          <w:sz w:val="30"/>
+        </w:rPr>
+        <w:t>201</w:t>
+      </w:r>
       <w:r>
         <w:rPr>
           <w:rFonts w:ascii="Cambria" w:hAnsi="Cambria"/>
@@ -873,13 +1629,32 @@
           <w:color w:val="2C5F2D"/>
           <w:sz w:val="24"/>
         </w:rPr>
-        <w:t>Slide 14 — The Take-Home Sheet — the Four Parts</w:t>
+        <w:t xml:space="preserve">   The Take-Home Sheet — the Four Parts</w:t>
+      </w:r>
+      <w:r>
+        <w:rPr>
+          <w:b/>
+          <w:color w:val="B45309"/>
+          <w:sz w:val="17"/>
+        </w:rPr>
+        <w:t xml:space="preserve">    CONTENT PRESENTER</w:t>
+      </w:r>
+      <w:r>
+        <w:rPr>
+          <w:b w:val="0"/>
+          <w:color w:val="7F7F7F"/>
+          <w:sz w:val="16"/>
+        </w:rPr>
+        <w:t xml:space="preserve">   · slide 14 of 16</w:t>
       </w:r>
     </w:p>
     <w:p>
       <w:pPr>
         <w:keepNext/>
-        <w:spacing w:after="40"/>
+        <w:pBdr>
+          <w:left w:val="double" w:sz="12" w:space="8" w:color="B45309"/>
+        </w:pBdr>
+        <w:spacing w:before="0" w:after="60"/>
       </w:pPr>
       <w:r>
         <w:rPr>
@@ -887,12 +1662,30 @@
           <w:color w:val="6B8E3F"/>
           <w:sz w:val="18"/>
         </w:rPr>
-        <w:t>S13 · COMMISSIONING · LEAD: CONTENT PRESENTER</w:t>
+        <w:t xml:space="preserve">S13 · COMMISSIONING · </w:t>
+      </w:r>
+      <w:r>
+        <w:rPr>
+          <w:b/>
+          <w:color w:val="B45309"/>
+          <w:sz w:val="18"/>
+        </w:rPr>
+        <w:t>LEAD: CONTENT PRESENTER</w:t>
+      </w:r>
+      <w:r>
+        <w:rPr>
+          <w:b/>
+          <w:color w:val="6B8E3F"/>
+          <w:sz w:val="18"/>
+        </w:rPr>
       </w:r>
     </w:p>
     <w:p>
       <w:pPr>
-        <w:ind w:left="216"/>
+        <w:pBdr>
+          <w:left w:val="double" w:sz="12" w:space="8" w:color="B45309"/>
+        </w:pBdr>
+        <w:spacing w:before="0" w:after="20"/>
       </w:pPr>
       <w:r>
         <w:rPr>
@@ -904,7 +1697,10 @@
     </w:p>
     <w:p>
       <w:pPr>
-        <w:ind w:left="216"/>
+        <w:pBdr>
+          <w:left w:val="double" w:sz="12" w:space="8" w:color="B45309"/>
+        </w:pBdr>
+        <w:spacing w:before="0" w:after="60"/>
       </w:pPr>
       <w:r>
         <w:t>1. The four parts, in order: the homework practice, week one; the end-of-week-one check-in; the homework practice, week two; one sentence of preparation.</w:t>
@@ -912,7 +1708,10 @@
     </w:p>
     <w:p>
       <w:pPr>
-        <w:ind w:left="216"/>
+        <w:pBdr>
+          <w:left w:val="double" w:sz="12" w:space="8" w:color="B45309"/>
+        </w:pBdr>
+        <w:spacing w:before="0" w:after="60"/>
       </w:pPr>
       <w:r>
         <w:t>2. Check-in partners are named aloud before leaving this slide — the sheet has the line to write the name.</w:t>
@@ -920,24 +1719,40 @@
     </w:p>
     <w:p>
       <w:pPr>
-        <w:ind w:left="216"/>
+        <w:pBdr>
+          <w:left w:val="double" w:sz="12" w:space="8" w:color="B45309"/>
+        </w:pBdr>
+        <w:spacing w:before="0" w:after="60"/>
       </w:pPr>
       <w:r>
         <w:rPr>
           <w:b/>
           <w:color w:val="595959"/>
         </w:rPr>
-        <w:t>GUARD:</w:t>
+        <w:t xml:space="preserve">GUARD: </w:t>
       </w:r>
       <w:r>
-        <w:t xml:space="preserve"> The sheet-walk, not a re-teach.</w:t>
+        <w:t>The sheet-walk, not a re-teach.</w:t>
       </w:r>
     </w:p>
     <w:p>
       <w:pPr>
         <w:keepNext/>
-        <w:spacing w:before="160" w:after="20"/>
+        <w:pBdr>
+          <w:left w:val="thickThinSmallGap" w:sz="24" w:space="8" w:color="6B3FA0"/>
+        </w:pBdr>
+        <w:shd w:val="clear" w:color="auto" w:fill="ECE3F5"/>
+        <w:spacing w:before="160" w:after="40"/>
       </w:pPr>
+      <w:r>
+        <w:rPr>
+          <w:rFonts w:ascii="Cambria" w:hAnsi="Cambria"/>
+          <w:b/>
+          <w:color w:val="6B3FA0"/>
+          <w:sz w:val="30"/>
+        </w:rPr>
+        <w:t>202</w:t>
+      </w:r>
       <w:r>
         <w:rPr>
           <w:rFonts w:ascii="Cambria" w:hAnsi="Cambria"/>
@@ -945,13 +1760,32 @@
           <w:color w:val="2C5F2D"/>
           <w:sz w:val="24"/>
         </w:rPr>
-        <w:t>Slide 15 — The Leader Feedback Round</w:t>
+        <w:t xml:space="preserve">   The Leader Feedback Round</w:t>
+      </w:r>
+      <w:r>
+        <w:rPr>
+          <w:b/>
+          <w:color w:val="6B3FA0"/>
+          <w:sz w:val="17"/>
+        </w:rPr>
+        <w:t xml:space="preserve">    BOTH LEADERS</w:t>
+      </w:r>
+      <w:r>
+        <w:rPr>
+          <w:b w:val="0"/>
+          <w:color w:val="7F7F7F"/>
+          <w:sz w:val="16"/>
+        </w:rPr>
+        <w:t xml:space="preserve">   · slide 15 of 16</w:t>
       </w:r>
     </w:p>
     <w:p>
       <w:pPr>
         <w:keepNext/>
-        <w:spacing w:after="40"/>
+        <w:pBdr>
+          <w:left w:val="thickThinSmallGap" w:sz="24" w:space="8" w:color="6B3FA0"/>
+        </w:pBdr>
+        <w:spacing w:before="0" w:after="60"/>
       </w:pPr>
       <w:r>
         <w:rPr>
@@ -959,44 +1793,78 @@
           <w:color w:val="6B8E3F"/>
           <w:sz w:val="18"/>
         </w:rPr>
-        <w:t>S13 · 8:24–8:28 · LEAD: BOTH LEADERS CIRCLE</w:t>
+        <w:t xml:space="preserve">S13 · 8:24–8:28 · </w:t>
+      </w:r>
+      <w:r>
+        <w:rPr>
+          <w:b/>
+          <w:color w:val="6B3FA0"/>
+          <w:sz w:val="18"/>
+        </w:rPr>
+        <w:t>LEAD: BOTH LEADERS CIRCLE</w:t>
+      </w:r>
+      <w:r>
+        <w:rPr>
+          <w:b/>
+          <w:color w:val="6B8E3F"/>
+          <w:sz w:val="18"/>
+        </w:rPr>
       </w:r>
     </w:p>
     <w:p>
       <w:pPr>
-        <w:ind w:left="216"/>
+        <w:pBdr>
+          <w:left w:val="thickThinSmallGap" w:sz="24" w:space="8" w:color="6B3FA0"/>
+        </w:pBdr>
+        <w:spacing w:before="0" w:after="60"/>
       </w:pPr>
       <w:r>
         <w:rPr>
           <w:b/>
           <w:color w:val="595959"/>
         </w:rPr>
-        <w:t>BEATS:</w:t>
+        <w:t xml:space="preserve">BEATS: </w:t>
       </w:r>
       <w:r>
-        <w:t xml:space="preserve"> 1. The leader's three, same as every week: what went well; what I'd do differently; what I'd tell someone teaching today's process. 2. Then the room, same two questions — two or three voices each is plenty. 3. Receive without defending — 'thank you' is the whole response.</w:t>
+        <w:t>1. The leader's three, same as every week: what went well; what I'd do differently; what I'd tell someone teaching today's process. 2. Then the room, same two questions — two or three voices each is plenty. 3. Receive without defending — 'thank you' is the whole response.</w:t>
       </w:r>
     </w:p>
     <w:p>
       <w:pPr>
-        <w:ind w:left="216"/>
+        <w:pBdr>
+          <w:left w:val="thickThinSmallGap" w:sz="24" w:space="8" w:color="6B3FA0"/>
+        </w:pBdr>
+        <w:spacing w:before="0" w:after="60"/>
       </w:pPr>
       <w:r>
         <w:rPr>
           <w:b/>
           <w:color w:val="595959"/>
         </w:rPr>
-        <w:t>CUES:</w:t>
+        <w:t xml:space="preserve">CUES: </w:t>
       </w:r>
       <w:r>
-        <w:t xml:space="preserve"> If a teen led today, they answer first, the adult second; the room's feedback covers both. The round may be dropped if the room needs something else — dropping it twice running goes to the team debrief.</w:t>
+        <w:t>If a teen led today, they answer first, the adult second; the room's feedback covers both. The round may be dropped if the room needs something else — dropping it twice running goes to the team debrief.</w:t>
       </w:r>
     </w:p>
     <w:p>
       <w:pPr>
         <w:keepNext/>
-        <w:spacing w:before="160" w:after="20"/>
+        <w:pBdr>
+          <w:left w:val="single" w:sz="24" w:space="8" w:color="1F4E79"/>
+        </w:pBdr>
+        <w:shd w:val="clear" w:color="auto" w:fill="DEEAF6"/>
+        <w:spacing w:before="160" w:after="40"/>
       </w:pPr>
+      <w:r>
+        <w:rPr>
+          <w:rFonts w:ascii="Cambria" w:hAnsi="Cambria"/>
+          <w:b/>
+          <w:color w:val="1F4E79"/>
+          <w:sz w:val="30"/>
+        </w:rPr>
+        <w:t>203</w:t>
+      </w:r>
       <w:r>
         <w:rPr>
           <w:rFonts w:ascii="Cambria" w:hAnsi="Cambria"/>
@@ -1004,13 +1872,32 @@
           <w:color w:val="2C5F2D"/>
           <w:sz w:val="24"/>
         </w:rPr>
-        <w:t>Slide 16 — Closing the Container + Aaronic Blessing</w:t>
+        <w:t xml:space="preserve">   Closing the Container + Aaronic Blessing</w:t>
+      </w:r>
+      <w:r>
+        <w:rPr>
+          <w:b/>
+          <w:color w:val="1F4E79"/>
+          <w:sz w:val="17"/>
+        </w:rPr>
+        <w:t xml:space="preserve">    CONTAINER HOLDER</w:t>
+      </w:r>
+      <w:r>
+        <w:rPr>
+          <w:b w:val="0"/>
+          <w:color w:val="7F7F7F"/>
+          <w:sz w:val="16"/>
+        </w:rPr>
+        <w:t xml:space="preserve">   · slide 16 of 16</w:t>
       </w:r>
     </w:p>
     <w:p>
       <w:pPr>
         <w:keepNext/>
-        <w:spacing w:after="40"/>
+        <w:pBdr>
+          <w:left w:val="single" w:sz="24" w:space="8" w:color="1F4E79"/>
+        </w:pBdr>
+        <w:spacing w:before="0" w:after="60"/>
       </w:pPr>
       <w:r>
         <w:rPr>
@@ -1018,27 +1905,45 @@
           <w:color w:val="6B8E3F"/>
           <w:sz w:val="18"/>
         </w:rPr>
-        <w:t>S13 · 8:28–8:30 · LEAD: CONTAINER HOLDER CIRCLE</w:t>
+        <w:t xml:space="preserve">S13 · 8:28–8:30 · </w:t>
+      </w:r>
+      <w:r>
+        <w:rPr>
+          <w:b/>
+          <w:color w:val="1F4E79"/>
+          <w:sz w:val="18"/>
+        </w:rPr>
+        <w:t>LEAD: CONTAINER HOLDER CIRCLE</w:t>
+      </w:r>
+      <w:r>
+        <w:rPr>
+          <w:b/>
+          <w:color w:val="6B8E3F"/>
+          <w:sz w:val="18"/>
+        </w:rPr>
       </w:r>
     </w:p>
     <w:p>
       <w:pPr>
-        <w:ind w:left="216"/>
+        <w:pBdr>
+          <w:left w:val="single" w:sz="24" w:space="8" w:color="1F4E79"/>
+        </w:pBdr>
+        <w:spacing w:before="0" w:after="60"/>
       </w:pPr>
       <w:r>
         <w:rPr>
           <w:b/>
           <w:color w:val="595959"/>
         </w:rPr>
-        <w:t>BEATS:</w:t>
+        <w:t xml:space="preserve">BEATS: </w:t>
       </w:r>
       <w:r>
-        <w:t xml:space="preserve"> 1. What was named in your pair is yours — carry it gently; the downhill answer keeps deepening across the week. 2. Open the door for the heavy: shadow-mission recognition or mid-life vocational grief — reach out; the team is walking with you, especially before when we gather. 3. Aaronic blessing, hands up if you want; send them warmly.</w:t>
+        <w:t>1. What was named in your pair is yours — carry it gently; the downhill answer keeps deepening across the week. 2. Open the door for the heavy: shadow-mission recognition or mid-life vocational grief — reach out; the team is walking with you, especially before when we gather. 3. Aaronic blessing, hands up if you want; send them warmly.</w:t>
       </w:r>
     </w:p>
     <w:p>
       <w:pPr>
-        <w:spacing w:before="200"/>
+        <w:spacing w:before="200" w:after="0"/>
         <w:jc w:val="center"/>
       </w:pPr>
       <w:r>

--- a/_implementation-notes/evening-series/FotH Evening Session 13 Leader Notes DRAFT v1.docx
+++ b/_implementation-notes/evening-series/FotH Evening Session 13 Leader Notes DRAFT v1.docx
@@ -26,6 +26,26 @@
           <w:sz w:val="18"/>
         </w:rPr>
         <w:t>FotH Evening · the speaker notes, in hand — so the leading pair reads the room, not the screen. The big number on each block is the number in the corner of the screen; the colour is whose block it is. Built from the deck's own notes, so the two always agree.</w:t>
+      </w:r>
+    </w:p>
+    <w:p>
+      <w:pPr>
+        <w:spacing w:before="0" w:after="80"/>
+      </w:pPr>
+      <w:r>
+        <w:rPr>
+          <w:b/>
+          <w:color w:val="2C5F2D"/>
+          <w:sz w:val="18"/>
+        </w:rPr>
+        <w:t xml:space="preserve">Reading the numbers. </w:t>
+      </w:r>
+      <w:r>
+        <w:rPr>
+          <w:color w:val="595959"/>
+          <w:sz w:val="18"/>
+        </w:rPr>
+        <w:t>Match the big number on each block to the number in the bottom-right corner of the screen. This session is 189–203 in the series' one continuous numbering. The first slide, the series title, is “Title” here.</w:t>
       </w:r>
     </w:p>
     <w:p>

--- a/_implementation-notes/evening-series/FotH Evening Session 13 Leader Notes DRAFT v1.docx
+++ b/_implementation-notes/evening-series/FotH Evening Session 13 Leader Notes DRAFT v1.docx
@@ -1963,6 +1963,24 @@
     </w:p>
     <w:p>
       <w:pPr>
+        <w:pBdr>
+          <w:left w:val="single" w:sz="24" w:space="8" w:color="1F4E79"/>
+        </w:pBdr>
+        <w:spacing w:before="0" w:after="60"/>
+      </w:pPr>
+      <w:r>
+        <w:rPr>
+          <w:b/>
+          <w:color w:val="595959"/>
+        </w:rPr>
+        <w:t xml:space="preserve">BLESSINGS: </w:t>
+      </w:r>
+      <w:r>
+        <w:t>eyes on the person, not the screen — nothing to read; say what is on your heart for them, specific and short.</w:t>
+      </w:r>
+    </w:p>
+    <w:p>
+      <w:pPr>
         <w:spacing w:before="200" w:after="0"/>
         <w:jc w:val="center"/>
       </w:pPr>

--- a/_implementation-notes/evening-series/FotH Evening Session 13 Leader Notes DRAFT v1.docx
+++ b/_implementation-notes/evening-series/FotH Evening Session 13 Leader Notes DRAFT v1.docx
@@ -45,7 +45,7 @@
           <w:color w:val="595959"/>
           <w:sz w:val="18"/>
         </w:rPr>
-        <w:t>Match the big number on each block to the number in the bottom-right corner of the screen. This session is 189–203 in the series' one continuous numbering. The first slide, the series title, is “Title” here.</w:t>
+        <w:t>Match the big number on each block to the number in the bottom-right corner of the screen. This session is 190–204 in the series' one continuous numbering. The first slide, the series title, is “Title” here.</w:t>
       </w:r>
     </w:p>
     <w:p>
@@ -194,7 +194,7 @@
           <w:color w:val="8C8C8C"/>
           <w:sz w:val="30"/>
         </w:rPr>
-        <w:t>189</w:t>
+        <w:t>190</w:t>
       </w:r>
       <w:r>
         <w:rPr>
@@ -266,7 +266,7 @@
           <w:color w:val="1F4E79"/>
           <w:sz w:val="30"/>
         </w:rPr>
-        <w:t>190</w:t>
+        <w:t>191</w:t>
       </w:r>
       <w:r>
         <w:rPr>
@@ -409,7 +409,7 @@
           <w:color w:val="1F4E79"/>
           <w:sz w:val="30"/>
         </w:rPr>
-        <w:t>191</w:t>
+        <w:t>192</w:t>
       </w:r>
       <w:r>
         <w:rPr>
@@ -521,7 +521,7 @@
           <w:color w:val="1F4E79"/>
           <w:sz w:val="30"/>
         </w:rPr>
-        <w:t>192</w:t>
+        <w:t>193</w:t>
       </w:r>
       <w:r>
         <w:rPr>
@@ -633,7 +633,7 @@
           <w:color w:val="1F4E79"/>
           <w:sz w:val="30"/>
         </w:rPr>
-        <w:t>193</w:t>
+        <w:t>194</w:t>
       </w:r>
       <w:r>
         <w:rPr>
@@ -745,7 +745,7 @@
           <w:color w:val="B45309"/>
           <w:sz w:val="30"/>
         </w:rPr>
-        <w:t>194</w:t>
+        <w:t>195</w:t>
       </w:r>
       <w:r>
         <w:rPr>
@@ -857,7 +857,7 @@
           <w:color w:val="B45309"/>
           <w:sz w:val="30"/>
         </w:rPr>
-        <w:t>195</w:t>
+        <w:t>196</w:t>
       </w:r>
       <w:r>
         <w:rPr>
@@ -1028,7 +1028,7 @@
           <w:color w:val="B45309"/>
           <w:sz w:val="30"/>
         </w:rPr>
-        <w:t>196</w:t>
+        <w:t>197</w:t>
       </w:r>
       <w:r>
         <w:rPr>
@@ -1158,7 +1158,7 @@
           <w:color w:val="B45309"/>
           <w:sz w:val="30"/>
         </w:rPr>
-        <w:t>197</w:t>
+        <w:t>198</w:t>
       </w:r>
       <w:r>
         <w:rPr>
@@ -1289,7 +1289,7 @@
           <w:color w:val="1F4E79"/>
           <w:sz w:val="30"/>
         </w:rPr>
-        <w:t>198</w:t>
+        <w:t>199</w:t>
       </w:r>
       <w:r>
         <w:rPr>
@@ -1401,7 +1401,7 @@
           <w:color w:val="B45309"/>
           <w:sz w:val="30"/>
         </w:rPr>
-        <w:t>199</w:t>
+        <w:t>200</w:t>
       </w:r>
       <w:r>
         <w:rPr>
@@ -1498,7 +1498,7 @@
           <w:color w:val="B45309"/>
           <w:sz w:val="30"/>
         </w:rPr>
-        <w:t>200</w:t>
+        <w:t>201</w:t>
       </w:r>
       <w:r>
         <w:rPr>
@@ -1640,7 +1640,7 @@
           <w:color w:val="B45309"/>
           <w:sz w:val="30"/>
         </w:rPr>
-        <w:t>201</w:t>
+        <w:t>202</w:t>
       </w:r>
       <w:r>
         <w:rPr>
@@ -1771,7 +1771,7 @@
           <w:color w:val="6B3FA0"/>
           <w:sz w:val="30"/>
         </w:rPr>
-        <w:t>202</w:t>
+        <w:t>203</w:t>
       </w:r>
       <w:r>
         <w:rPr>
@@ -1883,7 +1883,7 @@
           <w:color w:val="1F4E79"/>
           <w:sz w:val="30"/>
         </w:rPr>
-        <w:t>203</w:t>
+        <w:t>204</w:t>
       </w:r>
       <w:r>
         <w:rPr>

--- a/_implementation-notes/evening-series/FotH Evening Session 13 Leader Notes DRAFT v1.docx
+++ b/_implementation-notes/evening-series/FotH Evening Session 13 Leader Notes DRAFT v1.docx
@@ -13,7 +13,7 @@
           <w:color w:val="2C5F2D"/>
           <w:sz w:val="36"/>
         </w:rPr>
-        <w:t>Leader Notes — Session 13: What Was Prepared For You</w:t>
+        <w:t>Leader Notes — Evening 10: What Was Prepared For You</w:t>
       </w:r>
     </w:p>
     <w:p>
@@ -203,7 +203,7 @@
           <w:color w:val="2C5F2D"/>
           <w:sz w:val="24"/>
         </w:rPr>
-        <w:t xml:space="preserve">   SESSION 13</w:t>
+        <w:t xml:space="preserve">   EVENING 10</w:t>
       </w:r>
       <w:r>
         <w:rPr>
@@ -236,7 +236,7 @@
           <w:color w:val="6B8E3F"/>
           <w:sz w:val="18"/>
         </w:rPr>
-        <w:t>S13 · pre-session · DIVIDER</w:t>
+        <w:t>E10 · pre-session · DIVIDER</w:t>
       </w:r>
     </w:p>
     <w:p>
@@ -308,7 +308,7 @@
           <w:color w:val="6B8E3F"/>
           <w:sz w:val="18"/>
         </w:rPr>
-        <w:t xml:space="preserve">S13 · WELCOME · </w:t>
+        <w:t xml:space="preserve">E10 · WELCOME · </w:t>
       </w:r>
       <w:r>
         <w:rPr>
@@ -350,7 +350,7 @@
         <w:spacing w:before="0" w:after="60"/>
       </w:pPr>
       <w:r>
-        <w:t>1. Locate tonight on the map, plainly: Session 13 stands in the fourth box — Connect with Mission: the works He prepared (Eph. 2:10). Each connection makes the next one real (Matt. 22:37–40).</w:t>
+        <w:t>1. Locate tonight on the map, plainly: Evening 10 stands in the fourth box — Connect with Mission: the works He prepared (Eph. 2:10). Each connection makes the next one real (Matt. 22:37–40).</w:t>
       </w:r>
     </w:p>
     <w:p>
@@ -418,7 +418,7 @@
           <w:color w:val="2C5F2D"/>
           <w:sz w:val="24"/>
         </w:rPr>
-        <w:t xml:space="preserve">   Session 13 — Tonight’s Road</w:t>
+        <w:t xml:space="preserve">   Evening 10 — Tonight’s Road</w:t>
       </w:r>
       <w:r>
         <w:rPr>
@@ -451,7 +451,7 @@
           <w:color w:val="6B8E3F"/>
           <w:sz w:val="18"/>
         </w:rPr>
-        <w:t xml:space="preserve">S13 · 7:00–7:08 · </w:t>
+        <w:t xml:space="preserve">E10 · 7:00–7:08 · </w:t>
       </w:r>
       <w:r>
         <w:rPr>
@@ -563,7 +563,7 @@
           <w:color w:val="6B8E3F"/>
           <w:sz w:val="18"/>
         </w:rPr>
-        <w:t xml:space="preserve">S13 · 7:00–7:08 · </w:t>
+        <w:t xml:space="preserve">E10 · 7:00–7:08 · </w:t>
       </w:r>
       <w:r>
         <w:rPr>
@@ -642,7 +642,7 @@
           <w:color w:val="2C5F2D"/>
           <w:sz w:val="24"/>
         </w:rPr>
-        <w:t xml:space="preserve">   Week 11 Check-In</w:t>
+        <w:t xml:space="preserve">   Evening 8 Check-In</w:t>
       </w:r>
       <w:r>
         <w:rPr>
@@ -675,7 +675,7 @@
           <w:color w:val="6B8E3F"/>
           <w:sz w:val="18"/>
         </w:rPr>
-        <w:t xml:space="preserve">S13 · 7:08–7:25 · </w:t>
+        <w:t xml:space="preserve">E10 · 7:08–7:25 · </w:t>
       </w:r>
       <w:r>
         <w:rPr>
@@ -787,7 +787,7 @@
           <w:color w:val="6B8E3F"/>
           <w:sz w:val="18"/>
         </w:rPr>
-        <w:t xml:space="preserve">S13 · 7:25–7:35 · </w:t>
+        <w:t xml:space="preserve">E10 · 7:25–7:35 · </w:t>
       </w:r>
       <w:r>
         <w:rPr>
@@ -899,7 +899,7 @@
           <w:color w:val="6B8E3F"/>
           <w:sz w:val="18"/>
         </w:rPr>
-        <w:t xml:space="preserve">S13 · 7:25–7:35 · </w:t>
+        <w:t xml:space="preserve">E10 · 7:25–7:35 · </w:t>
       </w:r>
       <w:r>
         <w:rPr>
@@ -1070,7 +1070,7 @@
           <w:color w:val="6B8E3F"/>
           <w:sz w:val="18"/>
         </w:rPr>
-        <w:t xml:space="preserve">S13 · 7:35–7:36 · </w:t>
+        <w:t xml:space="preserve">E10 · 7:35–7:36 · </w:t>
       </w:r>
       <w:r>
         <w:rPr>
@@ -1200,7 +1200,7 @@
           <w:color w:val="6B8E3F"/>
           <w:sz w:val="18"/>
         </w:rPr>
-        <w:t xml:space="preserve">S13 · 7:36–8:18 · </w:t>
+        <w:t xml:space="preserve">E10 · 7:36–8:18 · </w:t>
       </w:r>
       <w:r>
         <w:rPr>
@@ -1331,7 +1331,7 @@
           <w:color w:val="6B8E3F"/>
           <w:sz w:val="18"/>
         </w:rPr>
-        <w:t xml:space="preserve">S13 · 8:18–8:20 · </w:t>
+        <w:t xml:space="preserve">E10 · 8:18–8:20 · </w:t>
       </w:r>
       <w:r>
         <w:rPr>
@@ -1443,7 +1443,7 @@
           <w:color w:val="6B8E3F"/>
           <w:sz w:val="18"/>
         </w:rPr>
-        <w:t>S13 · 8:20–8:24 · LEAD: CONTENT PRESENTER CIRCLE (Parent Co-Companion leads if present)</w:t>
+        <w:t>E10 · 8:20–8:24 · LEAD: CONTENT PRESENTER CIRCLE (Parent Co-Companion leads if present)</w:t>
       </w:r>
     </w:p>
     <w:p>
@@ -1461,7 +1461,7 @@
         <w:t xml:space="preserve">BEATS: </w:t>
       </w:r>
       <w:r>
-        <w:t>1. The practice: ONE small action this week aligned with your downhill answer — specific, small, not a campaign; journal what happens (H13.3). 2. The road ahead: Week 15 is the Rhythm night and finishes today's mission work; Week 21 is the family commissioning — bring the whole family, 6:30 start, light food at 6:00, details by email; Week 22 commissions the Companions-in-Formation — come to witness.</w:t>
+        <w:t>1. The practice: ONE small action this week aligned with your downhill answer — specific, small, not a campaign; journal what happens (H13.3). 2. The road ahead: Evening 11 is the Rhythm night and finishes today's mission work; Evening 16 is the family commissioning — bring the whole family, 6:30 start, light food at 6:00, details by email; Evening 17 commissions the Companions-in-Formation — come to witness.</w:t>
       </w:r>
     </w:p>
     <w:p>
@@ -1479,7 +1479,7 @@
         <w:t xml:space="preserve">GUARD: </w:t>
       </w:r>
       <w:r>
-        <w:t>Be explicit and warm about Week 21 — people leave today deciding who to bring. Adjust specifics to the actual closing-weeks plan.</w:t>
+        <w:t>Be explicit and warm about Evening 16 — people leave today deciding who to bring. Adjust specifics to the actual closing-weeks plan.</w:t>
       </w:r>
     </w:p>
     <w:p>
@@ -1540,7 +1540,7 @@
           <w:color w:val="6B8E3F"/>
           <w:sz w:val="18"/>
         </w:rPr>
-        <w:t xml:space="preserve">S13 · COMMISSIONING · </w:t>
+        <w:t xml:space="preserve">E10 · COMMISSIONING · </w:t>
       </w:r>
       <w:r>
         <w:rPr>
@@ -1682,7 +1682,7 @@
           <w:color w:val="6B8E3F"/>
           <w:sz w:val="18"/>
         </w:rPr>
-        <w:t xml:space="preserve">S13 · COMMISSIONING · </w:t>
+        <w:t xml:space="preserve">E10 · COMMISSIONING · </w:t>
       </w:r>
       <w:r>
         <w:rPr>
@@ -1813,7 +1813,7 @@
           <w:color w:val="6B8E3F"/>
           <w:sz w:val="18"/>
         </w:rPr>
-        <w:t xml:space="preserve">S13 · 8:24–8:28 · </w:t>
+        <w:t xml:space="preserve">E10 · 8:24–8:28 · </w:t>
       </w:r>
       <w:r>
         <w:rPr>
@@ -1925,7 +1925,7 @@
           <w:color w:val="6B8E3F"/>
           <w:sz w:val="18"/>
         </w:rPr>
-        <w:t xml:space="preserve">S13 · 8:28–8:30 · </w:t>
+        <w:t xml:space="preserve">E10 · 8:28–8:30 · </w:t>
       </w:r>
       <w:r>
         <w:rPr>
@@ -1994,6 +1994,8 @@
       </w:r>
     </w:p>
     <w:sectPr>
+      <w:headerReference w:type="default" r:id="rId9"/>
+      <w:footerReference w:type="default" r:id="rId10"/>
       <w:pgSz w:w="12240" w:h="15840"/>
       <w:pgMar w:top="1008" w:right="1152" w:bottom="1008" w:left="1152" w:header="720" w:footer="720" w:gutter="0"/>
       <w:cols w:space="720"/>
@@ -2001,6 +2003,26 @@
     </w:sectPr>
   </w:body>
 </w:document>
+</file>
+
+<file path=word/footer1.xml><?xml version="1.0" encoding="utf-8"?>
+<w:ftr xmlns:m="http://schemas.openxmlformats.org/officeDocument/2006/math" xmlns:mc="http://schemas.openxmlformats.org/markup-compatibility/2006" xmlns:mo="http://schemas.microsoft.com/office/mac/office/2008/main" xmlns:mv="urn:schemas-microsoft-com:mac:vml" xmlns:o="urn:schemas-microsoft-com:office:office" xmlns:r="http://schemas.openxmlformats.org/officeDocument/2006/relationships" xmlns:v="urn:schemas-microsoft-com:vml" xmlns:w10="urn:schemas-microsoft-com:office:word" xmlns:w14="http://schemas.microsoft.com/office/word/2010/wordml" xmlns:w="http://schemas.openxmlformats.org/wordprocessingml/2006/main" xmlns:wne="http://schemas.microsoft.com/office/word/2006/wordml" xmlns:wp14="http://schemas.microsoft.com/office/word/2010/wordprocessingDrawing" xmlns:wp="http://schemas.openxmlformats.org/drawingml/2006/wordprocessingDrawing" xmlns:wpc="http://schemas.microsoft.com/office/word/2010/wordprocessingCanvas" xmlns:wpg="http://schemas.microsoft.com/office/word/2010/wordprocessingGroup" xmlns:wpi="http://schemas.microsoft.com/office/word/2010/wordprocessingInk" xmlns:wps="http://schemas.microsoft.com/office/word/2010/wordprocessingShape" mc:Ignorable="w14 wp14">
+  <w:p>
+    <w:pPr>
+      <w:pStyle w:val="Footer"/>
+    </w:pPr>
+  </w:p>
+</w:ftr>
+</file>
+
+<file path=word/header1.xml><?xml version="1.0" encoding="utf-8"?>
+<w:hdr xmlns:m="http://schemas.openxmlformats.org/officeDocument/2006/math" xmlns:mc="http://schemas.openxmlformats.org/markup-compatibility/2006" xmlns:mo="http://schemas.microsoft.com/office/mac/office/2008/main" xmlns:mv="urn:schemas-microsoft-com:mac:vml" xmlns:o="urn:schemas-microsoft-com:office:office" xmlns:r="http://schemas.openxmlformats.org/officeDocument/2006/relationships" xmlns:v="urn:schemas-microsoft-com:vml" xmlns:w10="urn:schemas-microsoft-com:office:word" xmlns:w14="http://schemas.microsoft.com/office/word/2010/wordml" xmlns:w="http://schemas.openxmlformats.org/wordprocessingml/2006/main" xmlns:wne="http://schemas.microsoft.com/office/word/2006/wordml" xmlns:wp14="http://schemas.microsoft.com/office/word/2010/wordprocessingDrawing" xmlns:wp="http://schemas.openxmlformats.org/drawingml/2006/wordprocessingDrawing" xmlns:wpc="http://schemas.microsoft.com/office/word/2010/wordprocessingCanvas" xmlns:wpg="http://schemas.microsoft.com/office/word/2010/wordprocessingGroup" xmlns:wpi="http://schemas.microsoft.com/office/word/2010/wordprocessingInk" xmlns:wps="http://schemas.microsoft.com/office/word/2010/wordprocessingShape" mc:Ignorable="w14 wp14">
+  <w:p>
+    <w:pPr>
+      <w:pStyle w:val="Header"/>
+    </w:pPr>
+  </w:p>
+</w:hdr>
 </file>
 
 <file path=word/numbering.xml><?xml version="1.0" encoding="utf-8"?>
